--- a/p11/S-01.docx
+++ b/p11/S-01.docx
@@ -1,227 +1,139 @@
 
 <file path=word/document.xml><?xml version="1.0" encoding="utf-8"?>
-<w:document xmlns:wpc="http://schemas.microsoft.com/office/word/2010/wordprocessingCanvas" xmlns:mc="http://schemas.openxmlformats.org/markup-compatibility/2006" xmlns:o="urn:schemas-microsoft-com:office:office" xmlns:r="http://schemas.openxmlformats.org/officeDocument/2006/relationships" xmlns:m="http://schemas.openxmlformats.org/officeDocument/2006/math" xmlns:v="urn:schemas-microsoft-com:vml" xmlns:wp14="http://schemas.microsoft.com/office/word/2010/wordprocessingDrawing" xmlns:wp="http://schemas.openxmlformats.org/drawingml/2006/wordprocessingDrawing" xmlns:w10="urn:schemas-microsoft-com:office:word" xmlns:w="http://schemas.openxmlformats.org/wordprocessingml/2006/main" xmlns:w14="http://schemas.microsoft.com/office/word/2010/wordml" xmlns:w15="http://schemas.microsoft.com/office/word/2012/wordml" xmlns:wpg="http://schemas.microsoft.com/office/word/2010/wordprocessingGroup" xmlns:wpi="http://schemas.microsoft.com/office/word/2010/wordprocessingInk" xmlns:wne="http://schemas.microsoft.com/office/word/2006/wordml" xmlns:wps="http://schemas.microsoft.com/office/word/2010/wordprocessingShape" xmlns:w16se="http://schemas.microsoft.com/office/word/2015/wordml/symex" xmlns:w16cid="http://schemas.microsoft.com/office/word/2016/wordml/cid" xmlns:w16="http://schemas.microsoft.com/office/word/2018/wordml" xmlns:w16cex="http://schemas.microsoft.com/office/word/2018/wordml/cex" xmlns:w16sdtdh="http://schemas.microsoft.com/office/word/2020/wordml/sdtdatahash" xmlns:w16sdtfl="http://schemas.microsoft.com/office/word/2024/wordml/sdtformatlock" xmlns:a="http://schemas.openxmlformats.org/drawingml/2006/main" xmlns:pic="http://schemas.openxmlformats.org/drawingml/2006/picture" xmlns:a14="http://schemas.microsoft.com/office/drawing/2010/main" mc:Ignorable="w14 w15 wp14 w16se w16cid w16 w16cex w16sdtdh w16sdtfl">
+<w:document xmlns:wpc="http://schemas.microsoft.com/office/word/2010/wordprocessingCanvas" xmlns:cx="http://schemas.microsoft.com/office/drawing/2014/chartex" xmlns:cx1="http://schemas.microsoft.com/office/drawing/2015/9/8/chartex" xmlns:cx2="http://schemas.microsoft.com/office/drawing/2015/10/21/chartex" xmlns:cx3="http://schemas.microsoft.com/office/drawing/2016/5/9/chartex" xmlns:cx4="http://schemas.microsoft.com/office/drawing/2016/5/10/chartex" xmlns:cx5="http://schemas.microsoft.com/office/drawing/2016/5/11/chartex" xmlns:cx6="http://schemas.microsoft.com/office/drawing/2016/5/12/chartex" xmlns:cx7="http://schemas.microsoft.com/office/drawing/2016/5/13/chartex" xmlns:cx8="http://schemas.microsoft.com/office/drawing/2016/5/14/chartex" xmlns:mc="http://schemas.openxmlformats.org/markup-compatibility/2006" xmlns:aink="http://schemas.microsoft.com/office/drawing/2016/ink" xmlns:am3d="http://schemas.microsoft.com/office/drawing/2017/model3d" xmlns:o="urn:schemas-microsoft-com:office:office" xmlns:oel="http://schemas.microsoft.com/office/2019/extlst" xmlns:r="http://schemas.openxmlformats.org/officeDocument/2006/relationships" xmlns:m="http://schemas.openxmlformats.org/officeDocument/2006/math" xmlns:v="urn:schemas-microsoft-com:vml" xmlns:wp14="http://schemas.microsoft.com/office/word/2010/wordprocessingDrawing" xmlns:wp="http://schemas.openxmlformats.org/drawingml/2006/wordprocessingDrawing" xmlns:w10="urn:schemas-microsoft-com:office:word" xmlns:w="http://schemas.openxmlformats.org/wordprocessingml/2006/main" xmlns:w14="http://schemas.microsoft.com/office/word/2010/wordml" xmlns:w15="http://schemas.microsoft.com/office/word/2012/wordml" xmlns:w16cex="http://schemas.microsoft.com/office/word/2018/wordml/cex" xmlns:w16cid="http://schemas.microsoft.com/office/word/2016/wordml/cid" xmlns:w16="http://schemas.microsoft.com/office/word/2018/wordml" xmlns:w16du="http://schemas.microsoft.com/office/word/2023/wordml/word16du" xmlns:w16sdtdh="http://schemas.microsoft.com/office/word/2020/wordml/sdtdatahash" xmlns:w16sdtfl="http://schemas.microsoft.com/office/word/2024/wordml/sdtformatlock" xmlns:w16se="http://schemas.microsoft.com/office/word/2015/wordml/symex" xmlns:wpg="http://schemas.microsoft.com/office/word/2010/wordprocessingGroup" xmlns:wpi="http://schemas.microsoft.com/office/word/2010/wordprocessingInk" xmlns:wne="http://schemas.microsoft.com/office/word/2006/wordml" xmlns:wps="http://schemas.microsoft.com/office/word/2010/wordprocessingShape" mc:Ignorable="w14 w15 w16se w16cid w16 w16cex w16sdtdh w16sdtfl w16du wp14">
   <w:body>
     <w:p>
       <w:r>
-        <w:rPr/>
         <w:t>PRÁCTICA 1.1</w:t>
       </w:r>
     </w:p>
     <w:p>
       <w:pPr>
-        <w:pStyle w:val="Heading2"/>
+        <w:pStyle w:val="Ttulo2"/>
       </w:pPr>
       <w:r>
+        <w:t>¿Calcular cuántos años más podremos seguir utilizando esta forma de contar? Explica el razonamiento seguido para realizar el cálculo.</w:t>
+      </w:r>
+    </w:p>
+    <w:p>
+      <w:r>
         <w:rPr>
-          <w:noProof w:val="0"/>
-          <w:lang w:val="es-ES"/>
+          <w:rFonts w:ascii="Aptos" w:eastAsia="Aptos" w:hAnsi="Aptos" w:cs="Aptos"/>
         </w:rPr>
-        <w:t>¿Calcular cuántos años más podremos seguir utilizando esta forma de contar? Explica el razonamiento seguido para realizar el cálculo.</w:t>
-      </w:r>
-    </w:p>
+        <w:t>En 64 bits se pueden representar 2^64 números,</w:t>
+      </w:r>
+      <w:r>
+        <w:t xml:space="preserve"> 1.8446744e+19</w:t>
+      </w:r>
+      <w:r>
+        <w:t xml:space="preserve"> milisegundos, lo que es igual a 5.849.424.150.177.575 años.  Si le restamos los 56 años que han pasado </w:t>
+      </w:r>
+      <w:r>
+        <w:t>desde el 70 obtenemos la solución.</w:t>
+      </w:r>
+    </w:p>
+    <w:p>
+      <w:r>
+        <w:t>5,8 *10^8</w:t>
+      </w:r>
+      <w:r>
+        <w:t xml:space="preserve"> – </w:t>
+      </w:r>
+      <w:r>
+        <w:t>56</w:t>
+      </w:r>
+      <w:r>
+        <w:t xml:space="preserve"> años</w:t>
+      </w:r>
+      <w:r>
+        <w:t xml:space="preserve"> hasta que llegue al tope la cuenta</w:t>
+      </w:r>
+      <w:r>
+        <w:t>.</w:t>
+      </w:r>
+    </w:p>
+    <w:p/>
     <w:p>
       <w:pPr>
-        <w:pStyle w:val="Normal"/>
+        <w:pStyle w:val="Ttulo2"/>
+      </w:pPr>
+      <w:r>
+        <w:t>¿Por qué a veces el tiempo medido sale 0? ¿A partir de qué tamaño de problema (n) empezamos a obtener tiempos fiables?</w:t>
+      </w:r>
+    </w:p>
+    <w:p>
+      <w:pPr>
         <w:rPr>
-          <w:noProof w:val="0"/>
-          <w:lang w:val="es-ES"/>
+          <w:rFonts w:ascii="Aptos" w:eastAsia="Aptos" w:hAnsi="Aptos" w:cs="Aptos"/>
         </w:rPr>
       </w:pPr>
       <w:r>
         <w:rPr>
-          <w:rFonts w:ascii="Aptos" w:hAnsi="Aptos" w:eastAsia="Aptos" w:cs="Aptos"/>
-          <w:noProof w:val="0"/>
-          <w:sz w:val="24"/>
-          <w:szCs w:val="24"/>
-          <w:lang w:val="es-ES"/>
+          <w:rFonts w:ascii="Aptos" w:eastAsia="Aptos" w:hAnsi="Aptos" w:cs="Aptos"/>
         </w:rPr>
-        <w:t>En 64 bits se pueden representar 2^64 números,</w:t>
+        <w:t xml:space="preserve">Aunque en mis </w:t>
       </w:r>
       <w:r>
         <w:rPr>
-          <w:noProof w:val="0"/>
-          <w:lang w:val="es-ES"/>
+          <w:rFonts w:ascii="Aptos" w:eastAsia="Aptos" w:hAnsi="Aptos" w:cs="Aptos"/>
         </w:rPr>
-        <w:t xml:space="preserve"> 1.8446744e+19</w:t>
+        <w:t>cálculos</w:t>
       </w:r>
       <w:r>
         <w:rPr>
-          <w:noProof w:val="0"/>
-          <w:lang w:val="es-ES"/>
+          <w:rFonts w:ascii="Aptos" w:eastAsia="Aptos" w:hAnsi="Aptos" w:cs="Aptos"/>
         </w:rPr>
-        <w:t xml:space="preserve"> milisegundos, lo que es igual a 5.849.424.150.177.575 años.  Si le restamos los 56 años que han pasado </w:t>
+        <w:t xml:space="preserve"> no pasa, a veces puede salir tiempos muy inferiores o 0 debido a usar la optimización</w:t>
       </w:r>
       <w:r>
         <w:rPr>
-          <w:noProof w:val="0"/>
-          <w:lang w:val="es-ES"/>
+          <w:rFonts w:ascii="Aptos" w:eastAsia="Aptos" w:hAnsi="Aptos" w:cs="Aptos"/>
         </w:rPr>
-        <w:t>desde el 70 obtenemos la solución.</w:t>
-      </w:r>
-    </w:p>
-    <w:p>
-      <w:r>
-        <w:rPr/>
-        <w:t>5,8 *10^8</w:t>
-      </w:r>
-      <w:r>
-        <w:rPr/>
-        <w:t xml:space="preserve"> – </w:t>
-      </w:r>
-      <w:r>
-        <w:rPr/>
-        <w:t>56</w:t>
-      </w:r>
-      <w:r>
-        <w:rPr/>
-        <w:t xml:space="preserve"> años</w:t>
-      </w:r>
-      <w:r>
-        <w:rPr/>
-        <w:t xml:space="preserve"> hasta que llegue al tope la cuenta</w:t>
-      </w:r>
-      <w:r>
-        <w:rPr/>
-        <w:t>.</w:t>
+        <w:t xml:space="preserve">. </w:t>
+      </w:r>
+      <w:r>
+        <w:rPr>
+          <w:rFonts w:ascii="Aptos" w:eastAsia="Aptos" w:hAnsi="Aptos" w:cs="Aptos"/>
+        </w:rPr>
+        <w:t xml:space="preserve"> La optimización contiene el JIT que no interpreta el </w:t>
+      </w:r>
+      <w:bookmarkStart w:id="0" w:name="_Int_kj1xw8ol"/>
+      <w:r>
+        <w:rPr>
+          <w:rFonts w:ascii="Aptos" w:eastAsia="Aptos" w:hAnsi="Aptos" w:cs="Aptos"/>
+        </w:rPr>
+        <w:t>código línea</w:t>
+      </w:r>
+      <w:bookmarkEnd w:id="0"/>
+      <w:r>
+        <w:rPr>
+          <w:rFonts w:ascii="Aptos" w:eastAsia="Aptos" w:hAnsi="Aptos" w:cs="Aptos"/>
+        </w:rPr>
+        <w:t xml:space="preserve"> a línea y debido a esto salta líneas</w:t>
+      </w:r>
+      <w:r>
+        <w:rPr>
+          <w:rFonts w:ascii="Aptos" w:eastAsia="Aptos" w:hAnsi="Aptos" w:cs="Aptos"/>
+        </w:rPr>
+        <w:t xml:space="preserve"> innecesarias para la salida.</w:t>
       </w:r>
     </w:p>
     <w:p>
       <w:pPr>
-        <w:pStyle w:val="Normal"/>
-      </w:pPr>
-    </w:p>
-    <w:p>
-      <w:pPr>
-        <w:pStyle w:val="Heading2"/>
-      </w:pPr>
-      <w:r>
         <w:rPr>
-          <w:noProof w:val="0"/>
-          <w:lang w:val="es-ES"/>
-        </w:rPr>
-        <w:t>¿Por qué a veces el tiempo medido sale 0? ¿A partir de qué tamaño de problema (n) empezamos a obtener tiempos fiables?</w:t>
-      </w:r>
-    </w:p>
-    <w:p>
-      <w:pPr>
-        <w:pStyle w:val="Normal"/>
-        <w:rPr>
-          <w:rFonts w:ascii="Aptos" w:hAnsi="Aptos" w:eastAsia="Aptos" w:cs="Aptos"/>
-          <w:noProof w:val="0"/>
-          <w:sz w:val="24"/>
-          <w:szCs w:val="24"/>
-          <w:lang w:val="es-ES"/>
+          <w:rFonts w:ascii="Aptos" w:eastAsia="Aptos" w:hAnsi="Aptos" w:cs="Aptos"/>
         </w:rPr>
       </w:pPr>
       <w:r>
         <w:rPr>
-          <w:rFonts w:ascii="Aptos" w:hAnsi="Aptos" w:eastAsia="Aptos" w:cs="Aptos"/>
-          <w:noProof w:val="0"/>
-          <w:sz w:val="24"/>
-          <w:szCs w:val="24"/>
-          <w:lang w:val="es-ES"/>
-        </w:rPr>
-        <w:t xml:space="preserve">Aunque en mis </w:t>
-      </w:r>
-      <w:r>
-        <w:rPr>
-          <w:rFonts w:ascii="Aptos" w:hAnsi="Aptos" w:eastAsia="Aptos" w:cs="Aptos"/>
-          <w:noProof w:val="0"/>
-          <w:sz w:val="24"/>
-          <w:szCs w:val="24"/>
-          <w:lang w:val="es-ES"/>
-        </w:rPr>
-        <w:t>cálculos</w:t>
-      </w:r>
-      <w:r>
-        <w:rPr>
-          <w:rFonts w:ascii="Aptos" w:hAnsi="Aptos" w:eastAsia="Aptos" w:cs="Aptos"/>
-          <w:noProof w:val="0"/>
-          <w:sz w:val="24"/>
-          <w:szCs w:val="24"/>
-          <w:lang w:val="es-ES"/>
-        </w:rPr>
-        <w:t xml:space="preserve"> no pasa, a veces puede salir tiempos muy inferiores o 0 debido a usar la optimización</w:t>
-      </w:r>
-      <w:r>
-        <w:rPr>
-          <w:rFonts w:ascii="Aptos" w:hAnsi="Aptos" w:eastAsia="Aptos" w:cs="Aptos"/>
-          <w:noProof w:val="0"/>
-          <w:sz w:val="24"/>
-          <w:szCs w:val="24"/>
-          <w:lang w:val="es-ES"/>
-        </w:rPr>
-        <w:t xml:space="preserve">. </w:t>
-      </w:r>
-      <w:r>
-        <w:rPr>
-          <w:rFonts w:ascii="Aptos" w:hAnsi="Aptos" w:eastAsia="Aptos" w:cs="Aptos"/>
-          <w:noProof w:val="0"/>
-          <w:sz w:val="24"/>
-          <w:szCs w:val="24"/>
-          <w:lang w:val="es-ES"/>
-        </w:rPr>
-        <w:t xml:space="preserve"> La optimización contiene el JIT que no interpreta el </w:t>
-      </w:r>
-      <w:bookmarkStart w:name="_Int_kj1xw8ol" w:id="317097496"/>
-      <w:r>
-        <w:rPr>
-          <w:rFonts w:ascii="Aptos" w:hAnsi="Aptos" w:eastAsia="Aptos" w:cs="Aptos"/>
-          <w:noProof w:val="0"/>
-          <w:sz w:val="24"/>
-          <w:szCs w:val="24"/>
-          <w:lang w:val="es-ES"/>
-        </w:rPr>
-        <w:t>código línea</w:t>
-      </w:r>
-      <w:bookmarkEnd w:id="317097496"/>
-      <w:r>
-        <w:rPr>
-          <w:rFonts w:ascii="Aptos" w:hAnsi="Aptos" w:eastAsia="Aptos" w:cs="Aptos"/>
-          <w:noProof w:val="0"/>
-          <w:sz w:val="24"/>
-          <w:szCs w:val="24"/>
-          <w:lang w:val="es-ES"/>
-        </w:rPr>
-        <w:t xml:space="preserve"> a línea y debido a esto salta líneas</w:t>
-      </w:r>
-      <w:r>
-        <w:rPr>
-          <w:rFonts w:ascii="Aptos" w:hAnsi="Aptos" w:eastAsia="Aptos" w:cs="Aptos"/>
-          <w:noProof w:val="0"/>
-          <w:sz w:val="24"/>
-          <w:szCs w:val="24"/>
-          <w:lang w:val="es-ES"/>
-        </w:rPr>
-        <w:t xml:space="preserve"> innecesarias para la salida.</w:t>
-      </w:r>
-    </w:p>
-    <w:p>
-      <w:pPr>
-        <w:pStyle w:val="Normal"/>
-        <w:rPr>
-          <w:rFonts w:ascii="Aptos" w:hAnsi="Aptos" w:eastAsia="Aptos" w:cs="Aptos"/>
-          <w:noProof w:val="0"/>
-          <w:sz w:val="24"/>
-          <w:szCs w:val="24"/>
-          <w:lang w:val="es-ES"/>
-        </w:rPr>
-      </w:pPr>
-      <w:r>
-        <w:rPr>
-          <w:rFonts w:ascii="Aptos" w:hAnsi="Aptos" w:eastAsia="Aptos" w:cs="Aptos"/>
-          <w:noProof w:val="0"/>
-          <w:sz w:val="24"/>
-          <w:szCs w:val="24"/>
-          <w:lang w:val="es-ES"/>
+          <w:rFonts w:ascii="Aptos" w:eastAsia="Aptos" w:hAnsi="Aptos" w:cs="Aptos"/>
         </w:rPr>
         <w:t xml:space="preserve">Si consideramos tiempos por debajo de 50ms despreciables, a partir de los 10mill ya son tiempos fiables. </w:t>
       </w:r>
     </w:p>
     <w:tbl>
       <w:tblPr>
-        <w:tblStyle w:val="TableGrid"/>
+        <w:tblStyle w:val="Tablaconcuadrcula"/>
         <w:tblW w:w="9206" w:type="dxa"/>
         <w:tblLook w:val="06A0" w:firstRow="1" w:lastRow="0" w:firstColumn="1" w:lastColumn="0" w:noHBand="1" w:noVBand="1"/>
       </w:tblPr>
@@ -234,21 +146,16 @@
         <w:gridCol w:w="1288"/>
         <w:gridCol w:w="1478"/>
       </w:tblGrid>
-      <w:tr xmlns:wp14="http://schemas.microsoft.com/office/word/2010/wordml" wp14:textId="77777777">
+      <w:tr>
         <w:trPr>
           <w:trHeight w:val="300"/>
         </w:trPr>
         <w:tc>
           <w:tcPr>
             <w:tcW w:w="1710" w:type="dxa"/>
-            <w:tcMar/>
-          </w:tcPr>
-          <w:p>
-            <w:pPr>
-              <w:pStyle w:val="Normal"/>
-            </w:pPr>
-            <w:r>
-              <w:rPr/>
+          </w:tcPr>
+          <w:p>
+            <w:r>
               <w:t>Repeticiones</w:t>
             </w:r>
           </w:p>
@@ -256,14 +163,9 @@
         <w:tc>
           <w:tcPr>
             <w:tcW w:w="866" w:type="dxa"/>
-            <w:tcMar/>
-          </w:tcPr>
-          <w:p>
-            <w:pPr>
-              <w:pStyle w:val="Normal"/>
-            </w:pPr>
-            <w:r>
-              <w:rPr/>
+          </w:tcPr>
+          <w:p>
+            <w:r>
               <w:t>1mill</w:t>
             </w:r>
           </w:p>
@@ -271,14 +173,9 @@
         <w:tc>
           <w:tcPr>
             <w:tcW w:w="1288" w:type="dxa"/>
-            <w:tcMar/>
-          </w:tcPr>
-          <w:p>
-            <w:pPr>
-              <w:pStyle w:val="Normal"/>
-            </w:pPr>
-            <w:r>
-              <w:rPr/>
+          </w:tcPr>
+          <w:p>
+            <w:r>
               <w:t>10mill</w:t>
             </w:r>
           </w:p>
@@ -286,14 +183,9 @@
         <w:tc>
           <w:tcPr>
             <w:tcW w:w="1288" w:type="dxa"/>
-            <w:tcMar/>
-          </w:tcPr>
-          <w:p>
-            <w:pPr>
-              <w:pStyle w:val="Normal"/>
-            </w:pPr>
-            <w:r>
-              <w:rPr/>
+          </w:tcPr>
+          <w:p>
+            <w:r>
               <w:t>20mill</w:t>
             </w:r>
           </w:p>
@@ -301,14 +193,9 @@
         <w:tc>
           <w:tcPr>
             <w:tcW w:w="1288" w:type="dxa"/>
-            <w:tcMar/>
-          </w:tcPr>
-          <w:p>
-            <w:pPr>
-              <w:pStyle w:val="Normal"/>
-            </w:pPr>
-            <w:r>
-              <w:rPr/>
+          </w:tcPr>
+          <w:p>
+            <w:r>
               <w:t>50mill</w:t>
             </w:r>
           </w:p>
@@ -316,14 +203,9 @@
         <w:tc>
           <w:tcPr>
             <w:tcW w:w="1288" w:type="dxa"/>
-            <w:tcMar/>
-          </w:tcPr>
-          <w:p>
-            <w:pPr>
-              <w:pStyle w:val="Normal"/>
-            </w:pPr>
-            <w:r>
-              <w:rPr/>
+          </w:tcPr>
+          <w:p>
+            <w:r>
               <w:t>100mill</w:t>
             </w:r>
           </w:p>
@@ -331,34 +213,24 @@
         <w:tc>
           <w:tcPr>
             <w:tcW w:w="1478" w:type="dxa"/>
-            <w:tcMar/>
-          </w:tcPr>
-          <w:p>
-            <w:pPr>
-              <w:pStyle w:val="Normal"/>
-            </w:pPr>
-            <w:r>
-              <w:rPr/>
+          </w:tcPr>
+          <w:p>
+            <w:r>
               <w:t>200mill</w:t>
             </w:r>
           </w:p>
         </w:tc>
       </w:tr>
-      <w:tr xmlns:wp14="http://schemas.microsoft.com/office/word/2010/wordml" wp14:textId="77777777">
+      <w:tr>
         <w:trPr>
           <w:trHeight w:val="300"/>
         </w:trPr>
         <w:tc>
           <w:tcPr>
             <w:tcW w:w="1710" w:type="dxa"/>
-            <w:tcMar/>
-          </w:tcPr>
-          <w:p>
-            <w:pPr>
-              <w:pStyle w:val="Normal"/>
-            </w:pPr>
-            <w:r>
-              <w:rPr/>
+          </w:tcPr>
+          <w:p>
+            <w:r>
               <w:t>Tiempo (ms)</w:t>
             </w:r>
           </w:p>
@@ -366,14 +238,9 @@
         <w:tc>
           <w:tcPr>
             <w:tcW w:w="866" w:type="dxa"/>
-            <w:tcMar/>
-          </w:tcPr>
-          <w:p>
-            <w:pPr>
-              <w:pStyle w:val="Normal"/>
-            </w:pPr>
-            <w:r>
-              <w:rPr/>
+          </w:tcPr>
+          <w:p>
+            <w:r>
               <w:t>8</w:t>
             </w:r>
           </w:p>
@@ -381,14 +248,9 @@
         <w:tc>
           <w:tcPr>
             <w:tcW w:w="1288" w:type="dxa"/>
-            <w:tcMar/>
-          </w:tcPr>
-          <w:p>
-            <w:pPr>
-              <w:pStyle w:val="Normal"/>
-            </w:pPr>
-            <w:r>
-              <w:rPr/>
+          </w:tcPr>
+          <w:p>
+            <w:r>
               <w:t>74</w:t>
             </w:r>
           </w:p>
@@ -396,14 +258,9 @@
         <w:tc>
           <w:tcPr>
             <w:tcW w:w="1288" w:type="dxa"/>
-            <w:tcMar/>
-          </w:tcPr>
-          <w:p>
-            <w:pPr>
-              <w:pStyle w:val="Normal"/>
-            </w:pPr>
-            <w:r>
-              <w:rPr/>
+          </w:tcPr>
+          <w:p>
+            <w:r>
               <w:t>153</w:t>
             </w:r>
           </w:p>
@@ -411,14 +268,9 @@
         <w:tc>
           <w:tcPr>
             <w:tcW w:w="1288" w:type="dxa"/>
-            <w:tcMar/>
-          </w:tcPr>
-          <w:p>
-            <w:pPr>
-              <w:pStyle w:val="Normal"/>
-            </w:pPr>
-            <w:r>
-              <w:rPr/>
+          </w:tcPr>
+          <w:p>
+            <w:r>
               <w:t>312</w:t>
             </w:r>
           </w:p>
@@ -426,14 +278,9 @@
         <w:tc>
           <w:tcPr>
             <w:tcW w:w="1288" w:type="dxa"/>
-            <w:tcMar/>
-          </w:tcPr>
-          <w:p>
-            <w:pPr>
-              <w:pStyle w:val="Normal"/>
-            </w:pPr>
-            <w:r>
-              <w:rPr/>
+          </w:tcPr>
+          <w:p>
+            <w:r>
               <w:t>653</w:t>
             </w:r>
           </w:p>
@@ -441,14 +288,9 @@
         <w:tc>
           <w:tcPr>
             <w:tcW w:w="1478" w:type="dxa"/>
-            <w:tcMar/>
-          </w:tcPr>
-          <w:p>
-            <w:pPr>
-              <w:pStyle w:val="Normal"/>
-            </w:pPr>
-            <w:r>
-              <w:rPr/>
+          </w:tcPr>
+          <w:p>
+            <w:r>
               <w:t>1469</w:t>
             </w:r>
           </w:p>
@@ -457,29 +299,27 @@
     </w:tbl>
     <w:p>
       <w:pPr>
-        <w:pStyle w:val="Heading3"/>
+        <w:pStyle w:val="Ttulo3"/>
       </w:pPr>
     </w:p>
     <w:p>
       <w:pPr>
-        <w:pStyle w:val="Heading3"/>
+        <w:pStyle w:val="Ttulo3"/>
       </w:pPr>
       <w:r>
-        <w:rPr/>
         <w:t xml:space="preserve">Vector </w:t>
       </w:r>
       <w:r>
-        <w:rPr/>
         <w:t>3</w:t>
       </w:r>
     </w:p>
     <w:p>
-      <w:pPr>
-        <w:pStyle w:val="Normal"/>
-      </w:pPr>
-      <w:r>
+      <w:r>
+        <w:rPr>
+          <w:noProof/>
+        </w:rPr>
         <w:drawing>
-          <wp:anchor distT="0" distB="0" distL="114300" distR="114300" simplePos="0" relativeHeight="251658240" behindDoc="0" locked="0" layoutInCell="1" allowOverlap="1" wp14:editId="34698A2B" wp14:anchorId="77DBCD42">
+          <wp:anchor distT="0" distB="0" distL="114300" distR="114300" simplePos="0" relativeHeight="251658752" behindDoc="0" locked="0" layoutInCell="1" allowOverlap="1" wp14:anchorId="77DBCD42" wp14:editId="34698A2B">
             <wp:simplePos x="0" y="0"/>
             <wp:positionH relativeFrom="column">
               <wp:posOffset>2371725</wp:posOffset>
@@ -492,17 +332,17 @@
             <wp:wrapNone/>
             <wp:docPr id="1359933430" name="drawing"/>
             <wp:cNvGraphicFramePr>
-              <a:graphicFrameLocks noChangeAspect="1"/>
+              <a:graphicFrameLocks xmlns:a="http://schemas.openxmlformats.org/drawingml/2006/main" noChangeAspect="1"/>
             </wp:cNvGraphicFramePr>
-            <a:graphic>
-              <a:graphicData xmlns:a="http://schemas.openxmlformats.org/drawingml/2006/main" uri="http://schemas.openxmlformats.org/drawingml/2006/picture">
+            <a:graphic xmlns:a="http://schemas.openxmlformats.org/drawingml/2006/main">
+              <a:graphicData uri="http://schemas.openxmlformats.org/drawingml/2006/picture">
                 <pic:pic xmlns:pic="http://schemas.openxmlformats.org/drawingml/2006/picture">
                   <pic:nvPicPr>
                     <pic:cNvPr id="1183907226" name="Picture 1183907226"/>
                     <pic:cNvPicPr/>
                   </pic:nvPicPr>
                   <pic:blipFill>
-                    <a:blip xmlns:r="http://schemas.openxmlformats.org/officeDocument/2006/relationships" r:embed="rId283008582">
+                    <a:blip r:embed="rId4">
                       <a:extLst>
                         <a:ext uri="{28A0092B-C50C-407E-A947-70E740481C1C}">
                           <a14:useLocalDpi xmlns:a14="http://schemas.microsoft.com/office/drawing/2010/main"/>
@@ -514,7 +354,7 @@
                     </a:stretch>
                   </pic:blipFill>
                   <pic:spPr>
-                    <a:xfrm rot="0">
+                    <a:xfrm>
                       <a:off x="0" y="0"/>
                       <a:ext cx="3695700" cy="2223554"/>
                     </a:xfrm>
@@ -535,23 +375,26 @@
         </w:drawing>
       </w:r>
       <w:r>
+        <w:rPr>
+          <w:noProof/>
+        </w:rPr>
         <w:drawing>
-          <wp:inline wp14:editId="48F6740E" wp14:anchorId="362DDF8A">
+          <wp:inline distT="0" distB="0" distL="0" distR="0" wp14:anchorId="362DDF8A" wp14:editId="48F6740E">
             <wp:extent cx="2257676" cy="2476580"/>
             <wp:effectExtent l="0" t="0" r="0" b="0"/>
             <wp:docPr id="2026307314" name="drawing"/>
             <wp:cNvGraphicFramePr>
-              <a:graphicFrameLocks noChangeAspect="1"/>
+              <a:graphicFrameLocks xmlns:a="http://schemas.openxmlformats.org/drawingml/2006/main" noChangeAspect="1"/>
             </wp:cNvGraphicFramePr>
-            <a:graphic>
-              <a:graphicData xmlns:a="http://schemas.openxmlformats.org/drawingml/2006/main" uri="http://schemas.openxmlformats.org/drawingml/2006/picture">
+            <a:graphic xmlns:a="http://schemas.openxmlformats.org/drawingml/2006/main">
+              <a:graphicData uri="http://schemas.openxmlformats.org/drawingml/2006/picture">
                 <pic:pic xmlns:pic="http://schemas.openxmlformats.org/drawingml/2006/picture">
                   <pic:nvPicPr>
                     <pic:cNvPr id="2026307314" name="Picture 2026307314"/>
                     <pic:cNvPicPr/>
                   </pic:nvPicPr>
                   <pic:blipFill>
-                    <a:blip xmlns:r="http://schemas.openxmlformats.org/officeDocument/2006/relationships" r:embed="rId586737019">
+                    <a:blip r:embed="rId5">
                       <a:extLst>
                         <a:ext uri="{28A0092B-C50C-407E-A947-70E740481C1C}">
                           <a14:useLocalDpi xmlns:a14="http://schemas.microsoft.com/office/drawing/2010/main"/>
@@ -564,7 +407,7 @@
                     </a:stretch>
                   </pic:blipFill>
                   <pic:spPr>
-                    <a:xfrm rot="0">
+                    <a:xfrm>
                       <a:off x="0" y="0"/>
                       <a:ext cx="2257676" cy="2476580"/>
                     </a:xfrm>
@@ -581,59 +424,44 @@
     </w:p>
     <w:p>
       <w:pPr>
-        <w:spacing w:before="0" w:beforeAutospacing="off" w:after="0" w:afterAutospacing="off"/>
+        <w:spacing w:after="0"/>
       </w:pPr>
     </w:p>
+    <w:p/>
+    <w:p/>
+    <w:p/>
     <w:p>
       <w:pPr>
-        <w:pStyle w:val="Normal"/>
+        <w:pStyle w:val="Ttulo2"/>
       </w:pPr>
+      <w:r>
+        <w:t>Vector 4</w:t>
+      </w:r>
     </w:p>
     <w:p>
       <w:pPr>
-        <w:pStyle w:val="Normal"/>
+        <w:spacing w:after="0"/>
       </w:pPr>
+      <w:r>
+        <w:t xml:space="preserve">1 </w:t>
+      </w:r>
+      <w:r>
+        <w:t>repetición</w:t>
+      </w:r>
+      <w:r>
+        <w:t>:</w:t>
+      </w:r>
     </w:p>
     <w:p>
       <w:pPr>
-        <w:pStyle w:val="Normal"/>
+        <w:spacing w:after="0"/>
       </w:pPr>
-    </w:p>
-    <w:p>
-      <w:pPr>
-        <w:pStyle w:val="Heading2"/>
-      </w:pPr>
-      <w:r>
-        <w:rPr/>
-        <w:t>Vector 4</w:t>
-      </w:r>
-    </w:p>
-    <w:p>
-      <w:pPr>
-        <w:pStyle w:val="Normal"/>
-        <w:spacing w:before="0" w:beforeAutospacing="off" w:after="0" w:afterAutospacing="off"/>
-      </w:pPr>
-      <w:r>
-        <w:rPr/>
-        <w:t xml:space="preserve">1 </w:t>
-      </w:r>
-      <w:r>
-        <w:rPr/>
-        <w:t>repetición</w:t>
-      </w:r>
-      <w:r>
-        <w:rPr/>
-        <w:t>:</w:t>
-      </w:r>
-    </w:p>
-    <w:p>
-      <w:pPr>
-        <w:pStyle w:val="Normal"/>
-        <w:spacing w:before="0" w:beforeAutospacing="off" w:after="0" w:afterAutospacing="off"/>
-      </w:pPr>
-      <w:r>
+      <w:r>
+        <w:rPr>
+          <w:noProof/>
+        </w:rPr>
         <w:drawing>
-          <wp:anchor distT="0" distB="0" distL="114300" distR="114300" simplePos="0" relativeHeight="251658240" behindDoc="0" locked="0" layoutInCell="1" allowOverlap="1" wp14:editId="4CB22483" wp14:anchorId="340AB8DB">
+          <wp:anchor distT="0" distB="0" distL="114300" distR="114300" simplePos="0" relativeHeight="251660800" behindDoc="0" locked="0" layoutInCell="1" allowOverlap="1" wp14:anchorId="340AB8DB" wp14:editId="4CB22483">
             <wp:simplePos x="0" y="0"/>
             <wp:positionH relativeFrom="column">
               <wp:posOffset>1762125</wp:posOffset>
@@ -646,17 +474,17 @@
             <wp:wrapNone/>
             <wp:docPr id="1699295605" name="drawing"/>
             <wp:cNvGraphicFramePr>
-              <a:graphicFrameLocks noChangeAspect="1"/>
+              <a:graphicFrameLocks xmlns:a="http://schemas.openxmlformats.org/drawingml/2006/main" noChangeAspect="1"/>
             </wp:cNvGraphicFramePr>
-            <a:graphic>
-              <a:graphicData xmlns:a="http://schemas.openxmlformats.org/drawingml/2006/main" uri="http://schemas.openxmlformats.org/drawingml/2006/picture">
+            <a:graphic xmlns:a="http://schemas.openxmlformats.org/drawingml/2006/main">
+              <a:graphicData uri="http://schemas.openxmlformats.org/drawingml/2006/picture">
                 <pic:pic xmlns:pic="http://schemas.openxmlformats.org/drawingml/2006/picture">
                   <pic:nvPicPr>
                     <pic:cNvPr id="1699295605" name="Picture 1699295605"/>
                     <pic:cNvPicPr/>
                   </pic:nvPicPr>
                   <pic:blipFill>
-                    <a:blip xmlns:r="http://schemas.openxmlformats.org/officeDocument/2006/relationships" r:embed="rId1068112287">
+                    <a:blip r:embed="rId6">
                       <a:extLst>
                         <a:ext uri="{28A0092B-C50C-407E-A947-70E740481C1C}">
                           <a14:useLocalDpi xmlns:a14="http://schemas.microsoft.com/office/drawing/2010/main"/>
@@ -689,23 +517,26 @@
         </w:drawing>
       </w:r>
       <w:r>
+        <w:rPr>
+          <w:noProof/>
+        </w:rPr>
         <w:drawing>
-          <wp:inline wp14:editId="652FFA92" wp14:anchorId="4C9B6A63">
+          <wp:inline distT="0" distB="0" distL="0" distR="0" wp14:anchorId="4C9B6A63" wp14:editId="652FFA92">
             <wp:extent cx="1689208" cy="2533694"/>
             <wp:effectExtent l="0" t="0" r="0" b="0"/>
             <wp:docPr id="1609985472" name="drawing"/>
             <wp:cNvGraphicFramePr>
-              <a:graphicFrameLocks noChangeAspect="1"/>
+              <a:graphicFrameLocks xmlns:a="http://schemas.openxmlformats.org/drawingml/2006/main" noChangeAspect="1"/>
             </wp:cNvGraphicFramePr>
-            <a:graphic>
-              <a:graphicData xmlns:a="http://schemas.openxmlformats.org/drawingml/2006/main" uri="http://schemas.openxmlformats.org/drawingml/2006/picture">
+            <a:graphic xmlns:a="http://schemas.openxmlformats.org/drawingml/2006/main">
+              <a:graphicData uri="http://schemas.openxmlformats.org/drawingml/2006/picture">
                 <pic:pic xmlns:pic="http://schemas.openxmlformats.org/drawingml/2006/picture">
                   <pic:nvPicPr>
                     <pic:cNvPr id="1609985472" name="Picture 1609985472"/>
                     <pic:cNvPicPr/>
                   </pic:nvPicPr>
                   <pic:blipFill>
-                    <a:blip xmlns:r="http://schemas.openxmlformats.org/officeDocument/2006/relationships" r:embed="rId412848780">
+                    <a:blip r:embed="rId7">
                       <a:extLst>
                         <a:ext uri="{28A0092B-C50C-407E-A947-70E740481C1C}">
                           <a14:useLocalDpi xmlns:a14="http://schemas.microsoft.com/office/drawing/2010/main"/>
@@ -718,7 +549,7 @@
                     </a:stretch>
                   </pic:blipFill>
                   <pic:spPr>
-                    <a:xfrm rot="0">
+                    <a:xfrm>
                       <a:off x="0" y="0"/>
                       <a:ext cx="1689208" cy="2533694"/>
                     </a:xfrm>
@@ -733,63 +564,52 @@
         </w:drawing>
       </w:r>
     </w:p>
+    <w:p/>
+    <w:p>
+      <w:r>
+        <w:t>10</w:t>
+      </w:r>
+      <w:r>
+        <w:t xml:space="preserve"> repetici</w:t>
+      </w:r>
+      <w:r>
+        <w:t>o</w:t>
+      </w:r>
+      <w:r>
+        <w:t>n</w:t>
+      </w:r>
+      <w:r>
+        <w:t>es</w:t>
+      </w:r>
+      <w:r>
+        <w:t>:</w:t>
+      </w:r>
+    </w:p>
     <w:p>
       <w:pPr>
-        <w:pStyle w:val="Normal"/>
+        <w:spacing w:after="0"/>
       </w:pPr>
-    </w:p>
-    <w:p>
-      <w:pPr>
-        <w:pStyle w:val="Normal"/>
-      </w:pPr>
-      <w:r>
-        <w:rPr/>
-        <w:t>10</w:t>
-      </w:r>
-      <w:r>
-        <w:rPr/>
-        <w:t xml:space="preserve"> repetici</w:t>
-      </w:r>
-      <w:r>
-        <w:rPr/>
-        <w:t>o</w:t>
-      </w:r>
-      <w:r>
-        <w:rPr/>
-        <w:t>n</w:t>
-      </w:r>
-      <w:r>
-        <w:rPr/>
-        <w:t>es</w:t>
-      </w:r>
-      <w:r>
-        <w:rPr/>
-        <w:t>:</w:t>
-      </w:r>
-    </w:p>
-    <w:p>
-      <w:pPr>
-        <w:pStyle w:val="Normal"/>
-        <w:spacing w:before="0" w:beforeAutospacing="off" w:after="0" w:afterAutospacing="off"/>
-      </w:pPr>
-      <w:r>
+      <w:r>
+        <w:rPr>
+          <w:noProof/>
+        </w:rPr>
         <w:drawing>
-          <wp:inline wp14:editId="75193D24" wp14:anchorId="50585939">
+          <wp:inline distT="0" distB="0" distL="0" distR="0" wp14:anchorId="50585939" wp14:editId="75193D24">
             <wp:extent cx="1691937" cy="2400530"/>
             <wp:effectExtent l="0" t="0" r="0" b="0"/>
             <wp:docPr id="1270253865" name="drawing"/>
             <wp:cNvGraphicFramePr>
-              <a:graphicFrameLocks noChangeAspect="1"/>
+              <a:graphicFrameLocks xmlns:a="http://schemas.openxmlformats.org/drawingml/2006/main" noChangeAspect="1"/>
             </wp:cNvGraphicFramePr>
-            <a:graphic>
-              <a:graphicData xmlns:a="http://schemas.openxmlformats.org/drawingml/2006/main" uri="http://schemas.openxmlformats.org/drawingml/2006/picture">
+            <a:graphic xmlns:a="http://schemas.openxmlformats.org/drawingml/2006/main">
+              <a:graphicData uri="http://schemas.openxmlformats.org/drawingml/2006/picture">
                 <pic:pic xmlns:pic="http://schemas.openxmlformats.org/drawingml/2006/picture">
                   <pic:nvPicPr>
                     <pic:cNvPr id="1270253865" name="Picture 1270253865"/>
                     <pic:cNvPicPr/>
                   </pic:nvPicPr>
                   <pic:blipFill>
-                    <a:blip xmlns:r="http://schemas.openxmlformats.org/officeDocument/2006/relationships" r:embed="rId1872614644">
+                    <a:blip r:embed="rId8">
                       <a:extLst>
                         <a:ext uri="{28A0092B-C50C-407E-A947-70E740481C1C}">
                           <a14:useLocalDpi xmlns:a14="http://schemas.microsoft.com/office/drawing/2010/main"/>
@@ -802,7 +622,7 @@
                     </a:stretch>
                   </pic:blipFill>
                   <pic:spPr>
-                    <a:xfrm rot="0">
+                    <a:xfrm>
                       <a:off x="0" y="0"/>
                       <a:ext cx="1691937" cy="2400530"/>
                     </a:xfrm>
@@ -817,8 +637,11 @@
         </w:drawing>
       </w:r>
       <w:r>
+        <w:rPr>
+          <w:noProof/>
+        </w:rPr>
         <w:drawing>
-          <wp:anchor distT="0" distB="0" distL="114300" distR="114300" simplePos="0" relativeHeight="251658240" behindDoc="0" locked="0" layoutInCell="1" allowOverlap="1" wp14:editId="3105AC50" wp14:anchorId="1F80250A">
+          <wp:anchor distT="0" distB="0" distL="114300" distR="114300" simplePos="0" relativeHeight="251654656" behindDoc="0" locked="0" layoutInCell="1" allowOverlap="1" wp14:anchorId="1F80250A" wp14:editId="3105AC50">
             <wp:simplePos x="0" y="0"/>
             <wp:positionH relativeFrom="column">
               <wp:posOffset>1924050</wp:posOffset>
@@ -831,17 +654,17 @@
             <wp:wrapNone/>
             <wp:docPr id="13002362" name="drawing"/>
             <wp:cNvGraphicFramePr>
-              <a:graphicFrameLocks noChangeAspect="1"/>
+              <a:graphicFrameLocks xmlns:a="http://schemas.openxmlformats.org/drawingml/2006/main" noChangeAspect="1"/>
             </wp:cNvGraphicFramePr>
-            <a:graphic>
-              <a:graphicData xmlns:a="http://schemas.openxmlformats.org/drawingml/2006/main" uri="http://schemas.openxmlformats.org/drawingml/2006/picture">
+            <a:graphic xmlns:a="http://schemas.openxmlformats.org/drawingml/2006/main">
+              <a:graphicData uri="http://schemas.openxmlformats.org/drawingml/2006/picture">
                 <pic:pic xmlns:pic="http://schemas.openxmlformats.org/drawingml/2006/picture">
                   <pic:nvPicPr>
                     <pic:cNvPr id="13002362" name="Picture 13002362"/>
                     <pic:cNvPicPr/>
                   </pic:nvPicPr>
                   <pic:blipFill>
-                    <a:blip xmlns:r="http://schemas.openxmlformats.org/officeDocument/2006/relationships" r:embed="rId545488564">
+                    <a:blip r:embed="rId9">
                       <a:extLst>
                         <a:ext uri="{28A0092B-C50C-407E-A947-70E740481C1C}">
                           <a14:useLocalDpi xmlns:a14="http://schemas.microsoft.com/office/drawing/2010/main"/>
@@ -853,7 +676,7 @@
                     </a:stretch>
                   </pic:blipFill>
                   <pic:spPr>
-                    <a:xfrm rot="0">
+                    <a:xfrm>
                       <a:off x="0" y="0"/>
                       <a:ext cx="4381500" cy="2636172"/>
                     </a:xfrm>
@@ -876,77 +699,47 @@
     </w:p>
     <w:p>
       <w:pPr>
-        <w:pStyle w:val="Normal"/>
-        <w:spacing w:before="0" w:beforeAutospacing="off" w:after="0" w:afterAutospacing="off"/>
+        <w:spacing w:after="0"/>
       </w:pPr>
     </w:p>
+    <w:p/>
+    <w:p/>
+    <w:p/>
+    <w:p/>
+    <w:p/>
+    <w:p/>
+    <w:p/>
+    <w:p>
+      <w:r>
+        <w:lastRenderedPageBreak/>
+        <w:t xml:space="preserve">100 repeticiones: </w:t>
+      </w:r>
+    </w:p>
     <w:p>
       <w:pPr>
-        <w:pStyle w:val="Normal"/>
+        <w:spacing w:after="0"/>
       </w:pPr>
-    </w:p>
-    <w:p>
-      <w:pPr>
-        <w:pStyle w:val="Normal"/>
-      </w:pPr>
-    </w:p>
-    <w:p>
-      <w:pPr>
-        <w:pStyle w:val="Normal"/>
-      </w:pPr>
-    </w:p>
-    <w:p>
-      <w:pPr>
-        <w:pStyle w:val="Normal"/>
-      </w:pPr>
-    </w:p>
-    <w:p>
-      <w:pPr>
-        <w:pStyle w:val="Normal"/>
-      </w:pPr>
-    </w:p>
-    <w:p>
-      <w:pPr>
-        <w:pStyle w:val="Normal"/>
-      </w:pPr>
-    </w:p>
-    <w:p>
-      <w:pPr>
-        <w:pStyle w:val="Normal"/>
-      </w:pPr>
-    </w:p>
-    <w:p>
-      <w:pPr>
-        <w:pStyle w:val="Normal"/>
-      </w:pPr>
-      <w:r>
-        <w:rPr/>
-        <w:t xml:space="preserve">100 repeticiones: </w:t>
-      </w:r>
-    </w:p>
-    <w:p w14:noSpellErr="1">
-      <w:pPr>
-        <w:pStyle w:val="Normal"/>
-        <w:spacing w:before="0" w:beforeAutospacing="off" w:after="0" w:afterAutospacing="off"/>
-      </w:pPr>
-      <w:r>
+      <w:r>
+        <w:rPr>
+          <w:noProof/>
+        </w:rPr>
         <w:drawing>
-          <wp:inline wp14:editId="60874511" wp14:anchorId="68FA6875">
+          <wp:inline distT="0" distB="0" distL="0" distR="0" wp14:anchorId="68FA6875" wp14:editId="60874511">
             <wp:extent cx="1878165" cy="2430178"/>
             <wp:effectExtent l="0" t="0" r="0" b="0"/>
             <wp:docPr id="167200488" name="drawing"/>
             <wp:cNvGraphicFramePr>
-              <a:graphicFrameLocks noChangeAspect="1"/>
+              <a:graphicFrameLocks xmlns:a="http://schemas.openxmlformats.org/drawingml/2006/main" noChangeAspect="1"/>
             </wp:cNvGraphicFramePr>
-            <a:graphic>
-              <a:graphicData xmlns:a="http://schemas.openxmlformats.org/drawingml/2006/main" uri="http://schemas.openxmlformats.org/drawingml/2006/picture">
+            <a:graphic xmlns:a="http://schemas.openxmlformats.org/drawingml/2006/main">
+              <a:graphicData uri="http://schemas.openxmlformats.org/drawingml/2006/picture">
                 <pic:pic xmlns:pic="http://schemas.openxmlformats.org/drawingml/2006/picture">
                   <pic:nvPicPr>
                     <pic:cNvPr id="167200488" name="Picture 167200488"/>
                     <pic:cNvPicPr/>
                   </pic:nvPicPr>
                   <pic:blipFill>
-                    <a:blip xmlns:r="http://schemas.openxmlformats.org/officeDocument/2006/relationships" r:embed="rId614980254">
+                    <a:blip r:embed="rId10">
                       <a:extLst>
                         <a:ext uri="{28A0092B-C50C-407E-A947-70E740481C1C}">
                           <a14:useLocalDpi xmlns:a14="http://schemas.microsoft.com/office/drawing/2010/main"/>
@@ -959,7 +752,7 @@
                     </a:stretch>
                   </pic:blipFill>
                   <pic:spPr>
-                    <a:xfrm rot="0">
+                    <a:xfrm>
                       <a:off x="0" y="0"/>
                       <a:ext cx="1878165" cy="2430178"/>
                     </a:xfrm>
@@ -974,8 +767,11 @@
         </w:drawing>
       </w:r>
       <w:r>
+        <w:rPr>
+          <w:noProof/>
+        </w:rPr>
         <w:drawing>
-          <wp:anchor distT="0" distB="0" distL="114300" distR="114300" simplePos="0" relativeHeight="251658240" behindDoc="0" locked="0" layoutInCell="1" allowOverlap="1" wp14:editId="64DBCF13" wp14:anchorId="51461EDF">
+          <wp:anchor distT="0" distB="0" distL="114300" distR="114300" simplePos="0" relativeHeight="251661824" behindDoc="0" locked="0" layoutInCell="1" allowOverlap="1" wp14:anchorId="51461EDF" wp14:editId="64DBCF13">
             <wp:simplePos x="0" y="0"/>
             <wp:positionH relativeFrom="column">
               <wp:posOffset>2133600</wp:posOffset>
@@ -988,17 +784,17 @@
             <wp:wrapNone/>
             <wp:docPr id="1969077059" name="drawing"/>
             <wp:cNvGraphicFramePr>
-              <a:graphicFrameLocks noChangeAspect="1"/>
+              <a:graphicFrameLocks xmlns:a="http://schemas.openxmlformats.org/drawingml/2006/main" noChangeAspect="1"/>
             </wp:cNvGraphicFramePr>
-            <a:graphic>
-              <a:graphicData xmlns:a="http://schemas.openxmlformats.org/drawingml/2006/main" uri="http://schemas.openxmlformats.org/drawingml/2006/picture">
+            <a:graphic xmlns:a="http://schemas.openxmlformats.org/drawingml/2006/main">
+              <a:graphicData uri="http://schemas.openxmlformats.org/drawingml/2006/picture">
                 <pic:pic xmlns:pic="http://schemas.openxmlformats.org/drawingml/2006/picture">
                   <pic:nvPicPr>
                     <pic:cNvPr id="1969077059" name="Picture 1969077059"/>
                     <pic:cNvPicPr/>
                   </pic:nvPicPr>
                   <pic:blipFill>
-                    <a:blip xmlns:r="http://schemas.openxmlformats.org/officeDocument/2006/relationships" r:embed="rId1124617470">
+                    <a:blip r:embed="rId11">
                       <a:extLst>
                         <a:ext uri="{28A0092B-C50C-407E-A947-70E740481C1C}">
                           <a14:useLocalDpi xmlns:a14="http://schemas.microsoft.com/office/drawing/2010/main"/>
@@ -1010,7 +806,7 @@
                     </a:stretch>
                   </pic:blipFill>
                   <pic:spPr>
-                    <a:xfrm rot="0">
+                    <a:xfrm>
                       <a:off x="0" y="0"/>
                       <a:ext cx="4196513" cy="2524873"/>
                     </a:xfrm>
@@ -1031,61 +827,45 @@
         </w:drawing>
       </w:r>
     </w:p>
-    <w:p w14:noSpellErr="1">
+    <w:p/>
+    <w:p/>
+    <w:p/>
+    <w:p>
+      <w:r>
+        <w:t>1000 rep</w:t>
+      </w:r>
+      <w:r>
+        <w:t>eticiones</w:t>
+      </w:r>
+      <w:r>
+        <w:t>:</w:t>
+      </w:r>
+    </w:p>
+    <w:p>
       <w:pPr>
-        <w:pStyle w:val="Normal"/>
+        <w:spacing w:after="0"/>
       </w:pPr>
-    </w:p>
-    <w:p>
-      <w:pPr>
-        <w:pStyle w:val="Normal"/>
-      </w:pPr>
-    </w:p>
-    <w:p>
-      <w:pPr>
-        <w:pStyle w:val="Normal"/>
-      </w:pPr>
-    </w:p>
-    <w:p>
-      <w:pPr>
-        <w:pStyle w:val="Normal"/>
-      </w:pPr>
-      <w:r>
-        <w:rPr/>
-        <w:t>1000 rep</w:t>
-      </w:r>
-      <w:r>
-        <w:rPr/>
-        <w:t>eticiones</w:t>
-      </w:r>
-      <w:r>
-        <w:rPr/>
-        <w:t>:</w:t>
-      </w:r>
-    </w:p>
-    <w:p>
-      <w:pPr>
-        <w:pStyle w:val="Normal"/>
-        <w:spacing w:before="0" w:beforeAutospacing="off" w:after="0" w:afterAutospacing="off"/>
-      </w:pPr>
-      <w:r>
+      <w:r>
+        <w:rPr>
+          <w:noProof/>
+        </w:rPr>
         <w:drawing>
-          <wp:inline wp14:editId="54176BFD" wp14:anchorId="4D288FF5">
+          <wp:inline distT="0" distB="0" distL="0" distR="0" wp14:anchorId="4D288FF5" wp14:editId="54176BFD">
             <wp:extent cx="1876580" cy="2099133"/>
             <wp:effectExtent l="0" t="0" r="0" b="0"/>
             <wp:docPr id="2068242902" name="drawing"/>
             <wp:cNvGraphicFramePr>
-              <a:graphicFrameLocks noChangeAspect="1"/>
+              <a:graphicFrameLocks xmlns:a="http://schemas.openxmlformats.org/drawingml/2006/main" noChangeAspect="1"/>
             </wp:cNvGraphicFramePr>
-            <a:graphic>
-              <a:graphicData xmlns:a="http://schemas.openxmlformats.org/drawingml/2006/main" uri="http://schemas.openxmlformats.org/drawingml/2006/picture">
+            <a:graphic xmlns:a="http://schemas.openxmlformats.org/drawingml/2006/main">
+              <a:graphicData uri="http://schemas.openxmlformats.org/drawingml/2006/picture">
                 <pic:pic xmlns:pic="http://schemas.openxmlformats.org/drawingml/2006/picture">
                   <pic:nvPicPr>
                     <pic:cNvPr id="2068242902" name="Picture 2068242902"/>
                     <pic:cNvPicPr/>
                   </pic:nvPicPr>
                   <pic:blipFill>
-                    <a:blip xmlns:r="http://schemas.openxmlformats.org/officeDocument/2006/relationships" r:embed="rId363826299">
+                    <a:blip r:embed="rId12">
                       <a:extLst>
                         <a:ext uri="{28A0092B-C50C-407E-A947-70E740481C1C}">
                           <a14:useLocalDpi xmlns:a14="http://schemas.microsoft.com/office/drawing/2010/main"/>
@@ -1098,7 +878,7 @@
                     </a:stretch>
                   </pic:blipFill>
                   <pic:spPr>
-                    <a:xfrm rot="0">
+                    <a:xfrm>
                       <a:off x="0" y="0"/>
                       <a:ext cx="1876580" cy="2099133"/>
                     </a:xfrm>
@@ -1113,8 +893,11 @@
         </w:drawing>
       </w:r>
       <w:r>
+        <w:rPr>
+          <w:noProof/>
+        </w:rPr>
         <w:drawing>
-          <wp:anchor distT="0" distB="0" distL="114300" distR="114300" simplePos="0" relativeHeight="251658240" behindDoc="0" locked="0" layoutInCell="1" allowOverlap="1" wp14:editId="40DA52B4" wp14:anchorId="1A640107">
+          <wp:anchor distT="0" distB="0" distL="114300" distR="114300" simplePos="0" relativeHeight="251655680" behindDoc="0" locked="0" layoutInCell="1" allowOverlap="1" wp14:anchorId="1A640107" wp14:editId="40DA52B4">
             <wp:simplePos x="0" y="0"/>
             <wp:positionH relativeFrom="column">
               <wp:posOffset>2076450</wp:posOffset>
@@ -1127,17 +910,17 @@
             <wp:wrapNone/>
             <wp:docPr id="119340594" name="drawing"/>
             <wp:cNvGraphicFramePr>
-              <a:graphicFrameLocks noChangeAspect="1"/>
+              <a:graphicFrameLocks xmlns:a="http://schemas.openxmlformats.org/drawingml/2006/main" noChangeAspect="1"/>
             </wp:cNvGraphicFramePr>
-            <a:graphic>
-              <a:graphicData xmlns:a="http://schemas.openxmlformats.org/drawingml/2006/main" uri="http://schemas.openxmlformats.org/drawingml/2006/picture">
+            <a:graphic xmlns:a="http://schemas.openxmlformats.org/drawingml/2006/main">
+              <a:graphicData uri="http://schemas.openxmlformats.org/drawingml/2006/picture">
                 <pic:pic xmlns:pic="http://schemas.openxmlformats.org/drawingml/2006/picture">
                   <pic:nvPicPr>
                     <pic:cNvPr id="119340594" name="Picture 119340594"/>
                     <pic:cNvPicPr/>
                   </pic:nvPicPr>
                   <pic:blipFill>
-                    <a:blip xmlns:r="http://schemas.openxmlformats.org/officeDocument/2006/relationships" r:embed="rId877287898">
+                    <a:blip r:embed="rId13">
                       <a:extLst>
                         <a:ext uri="{28A0092B-C50C-407E-A947-70E740481C1C}">
                           <a14:useLocalDpi xmlns:a14="http://schemas.microsoft.com/office/drawing/2010/main"/>
@@ -1149,7 +932,7 @@
                     </a:stretch>
                   </pic:blipFill>
                   <pic:spPr>
-                    <a:xfrm rot="0">
+                    <a:xfrm>
                       <a:off x="0" y="0"/>
                       <a:ext cx="4191000" cy="2521556"/>
                     </a:xfrm>
@@ -1170,99 +953,46 @@
         </w:drawing>
       </w:r>
     </w:p>
+    <w:p/>
+    <w:p/>
+    <w:p/>
+    <w:p/>
+    <w:p/>
+    <w:p/>
+    <w:p/>
+    <w:p/>
+    <w:p/>
+    <w:p>
+      <w:r>
+        <w:t>100000 repeticiones:</w:t>
+      </w:r>
+    </w:p>
+    <w:p/>
     <w:p>
       <w:pPr>
-        <w:pStyle w:val="Normal"/>
+        <w:spacing w:after="0"/>
       </w:pPr>
-    </w:p>
-    <w:p>
-      <w:pPr>
-        <w:pStyle w:val="Normal"/>
-      </w:pPr>
-    </w:p>
-    <w:p>
-      <w:pPr>
-        <w:pStyle w:val="Normal"/>
-      </w:pPr>
-    </w:p>
-    <w:p>
-      <w:pPr>
-        <w:pStyle w:val="Normal"/>
-      </w:pPr>
-    </w:p>
-    <w:p>
-      <w:pPr>
-        <w:pStyle w:val="Normal"/>
-      </w:pPr>
-    </w:p>
-    <w:p>
-      <w:pPr>
-        <w:pStyle w:val="Normal"/>
-      </w:pPr>
-    </w:p>
-    <w:p>
-      <w:pPr>
-        <w:pStyle w:val="Normal"/>
-      </w:pPr>
-    </w:p>
-    <w:p>
-      <w:pPr>
-        <w:pStyle w:val="Normal"/>
-      </w:pPr>
-    </w:p>
-    <w:p>
-      <w:pPr>
-        <w:pStyle w:val="Normal"/>
-      </w:pPr>
-    </w:p>
-    <w:p>
-      <w:pPr>
-        <w:pStyle w:val="Normal"/>
-        <w:suppressLineNumbers w:val="0"/>
-        <w:bidi w:val="0"/>
-        <w:spacing w:before="0" w:beforeAutospacing="off" w:after="160" w:afterAutospacing="off" w:line="279" w:lineRule="auto"/>
-        <w:ind w:left="0" w:right="0"/>
-        <w:jc w:val="left"/>
-      </w:pPr>
-      <w:r>
-        <w:rPr/>
-        <w:t>100000 repeticiones:</w:t>
-      </w:r>
-    </w:p>
-    <w:p>
-      <w:pPr>
-        <w:pStyle w:val="Normal"/>
-        <w:bidi w:val="0"/>
-        <w:spacing w:before="0" w:beforeAutospacing="off" w:after="160" w:afterAutospacing="off" w:line="279" w:lineRule="auto"/>
-        <w:ind w:left="0" w:right="0"/>
-        <w:jc w:val="left"/>
-      </w:pPr>
-    </w:p>
-    <w:p>
-      <w:pPr>
-        <w:pStyle w:val="Normal"/>
-        <w:bidi w:val="0"/>
-        <w:spacing w:before="0" w:beforeAutospacing="off" w:after="0" w:afterAutospacing="off"/>
-        <w:jc w:val="left"/>
-      </w:pPr>
-      <w:r>
+      <w:r>
+        <w:rPr>
+          <w:noProof/>
+        </w:rPr>
         <w:drawing>
-          <wp:inline wp14:editId="118DC22A" wp14:anchorId="3BDA26E8">
+          <wp:inline distT="0" distB="0" distL="0" distR="0" wp14:anchorId="3BDA26E8" wp14:editId="118DC22A">
             <wp:extent cx="2362351" cy="2362240"/>
             <wp:effectExtent l="0" t="0" r="0" b="0"/>
             <wp:docPr id="22414484" name="drawing"/>
             <wp:cNvGraphicFramePr>
-              <a:graphicFrameLocks noChangeAspect="1"/>
+              <a:graphicFrameLocks xmlns:a="http://schemas.openxmlformats.org/drawingml/2006/main" noChangeAspect="1"/>
             </wp:cNvGraphicFramePr>
-            <a:graphic>
-              <a:graphicData xmlns:a="http://schemas.openxmlformats.org/drawingml/2006/main" uri="http://schemas.openxmlformats.org/drawingml/2006/picture">
+            <a:graphic xmlns:a="http://schemas.openxmlformats.org/drawingml/2006/main">
+              <a:graphicData uri="http://schemas.openxmlformats.org/drawingml/2006/picture">
                 <pic:pic xmlns:pic="http://schemas.openxmlformats.org/drawingml/2006/picture">
                   <pic:nvPicPr>
                     <pic:cNvPr id="22414484" name="Picture 22414484"/>
                     <pic:cNvPicPr/>
                   </pic:nvPicPr>
                   <pic:blipFill>
-                    <a:blip xmlns:r="http://schemas.openxmlformats.org/officeDocument/2006/relationships" r:embed="rId1605523224">
+                    <a:blip r:embed="rId14">
                       <a:extLst>
                         <a:ext uri="{28A0092B-C50C-407E-A947-70E740481C1C}">
                           <a14:useLocalDpi xmlns:a14="http://schemas.microsoft.com/office/drawing/2010/main"/>
@@ -1275,7 +1005,7 @@
                     </a:stretch>
                   </pic:blipFill>
                   <pic:spPr>
-                    <a:xfrm rot="0">
+                    <a:xfrm>
                       <a:off x="0" y="0"/>
                       <a:ext cx="2362351" cy="2362240"/>
                     </a:xfrm>
@@ -1290,8 +1020,11 @@
         </w:drawing>
       </w:r>
       <w:r>
+        <w:rPr>
+          <w:noProof/>
+        </w:rPr>
         <w:drawing>
-          <wp:anchor distT="0" distB="0" distL="114300" distR="114300" simplePos="0" relativeHeight="251658240" behindDoc="0" locked="0" layoutInCell="1" allowOverlap="1" wp14:editId="17486DE7" wp14:anchorId="7D8853C8">
+          <wp:anchor distT="0" distB="0" distL="114300" distR="114300" simplePos="0" relativeHeight="251659776" behindDoc="0" locked="0" layoutInCell="1" allowOverlap="1" wp14:anchorId="7D8853C8" wp14:editId="17486DE7">
             <wp:simplePos x="0" y="0"/>
             <wp:positionH relativeFrom="column">
               <wp:posOffset>2266950</wp:posOffset>
@@ -1304,17 +1037,17 @@
             <wp:wrapNone/>
             <wp:docPr id="1405578312" name="drawing"/>
             <wp:cNvGraphicFramePr>
-              <a:graphicFrameLocks noChangeAspect="1"/>
+              <a:graphicFrameLocks xmlns:a="http://schemas.openxmlformats.org/drawingml/2006/main" noChangeAspect="1"/>
             </wp:cNvGraphicFramePr>
-            <a:graphic>
-              <a:graphicData xmlns:a="http://schemas.openxmlformats.org/drawingml/2006/main" uri="http://schemas.openxmlformats.org/drawingml/2006/picture">
+            <a:graphic xmlns:a="http://schemas.openxmlformats.org/drawingml/2006/main">
+              <a:graphicData uri="http://schemas.openxmlformats.org/drawingml/2006/picture">
                 <pic:pic xmlns:pic="http://schemas.openxmlformats.org/drawingml/2006/picture">
                   <pic:nvPicPr>
                     <pic:cNvPr id="1405578312" name="Picture 1405578312"/>
                     <pic:cNvPicPr/>
                   </pic:nvPicPr>
                   <pic:blipFill>
-                    <a:blip xmlns:r="http://schemas.openxmlformats.org/officeDocument/2006/relationships" r:embed="rId333737627">
+                    <a:blip r:embed="rId15">
                       <a:extLst>
                         <a:ext uri="{28A0092B-C50C-407E-A947-70E740481C1C}">
                           <a14:useLocalDpi xmlns:a14="http://schemas.microsoft.com/office/drawing/2010/main"/>
@@ -1326,7 +1059,7 @@
                     </a:stretch>
                   </pic:blipFill>
                   <pic:spPr>
-                    <a:xfrm rot="0">
+                    <a:xfrm>
                       <a:off x="0" y="0"/>
                       <a:ext cx="4276725" cy="2573133"/>
                     </a:xfrm>
@@ -1347,100 +1080,41 @@
         </w:drawing>
       </w:r>
     </w:p>
+    <w:p/>
+    <w:p/>
+    <w:p/>
+    <w:p>
+      <w:r>
+        <w:t xml:space="preserve">10mill de repeticiones (hago hasta 640000 </w:t>
+      </w:r>
+      <w:r>
+        <w:t xml:space="preserve">por que lleva un </w:t>
+      </w:r>
+      <w:r>
+        <w:t>día</w:t>
+      </w:r>
+      <w:r>
+        <w:t xml:space="preserve"> para hacer hasta lo medido y</w:t>
+      </w:r>
+      <w:r>
+        <w:t xml:space="preserve"> para lo siguiente iba a tardar mucho más</w:t>
+      </w:r>
+      <w:r>
+        <w:t xml:space="preserve">): </w:t>
+      </w:r>
+    </w:p>
+    <w:p/>
+    <w:p/>
     <w:p>
       <w:pPr>
-        <w:pStyle w:val="Normal"/>
-        <w:bidi w:val="0"/>
-        <w:spacing w:before="0" w:beforeAutospacing="off" w:after="160" w:afterAutospacing="off" w:line="279" w:lineRule="auto"/>
-        <w:ind w:left="0" w:right="0"/>
-        <w:jc w:val="left"/>
+        <w:spacing w:after="0"/>
       </w:pPr>
-    </w:p>
-    <w:p>
-      <w:pPr>
-        <w:pStyle w:val="Normal"/>
-        <w:suppressLineNumbers w:val="0"/>
-        <w:bidi w:val="0"/>
-        <w:spacing w:before="0" w:beforeAutospacing="off" w:after="160" w:afterAutospacing="off" w:line="279" w:lineRule="auto"/>
-        <w:ind w:left="0" w:right="0"/>
-        <w:jc w:val="left"/>
-      </w:pPr>
-    </w:p>
-    <w:p>
-      <w:pPr>
-        <w:pStyle w:val="Normal"/>
-        <w:suppressLineNumbers w:val="0"/>
-        <w:bidi w:val="0"/>
-        <w:spacing w:before="0" w:beforeAutospacing="off" w:after="160" w:afterAutospacing="off" w:line="279" w:lineRule="auto"/>
-        <w:ind w:left="0" w:right="0"/>
-        <w:jc w:val="left"/>
-      </w:pPr>
-    </w:p>
-    <w:p>
-      <w:pPr>
-        <w:pStyle w:val="Normal"/>
-        <w:suppressLineNumbers w:val="0"/>
-        <w:bidi w:val="0"/>
-        <w:spacing w:before="0" w:beforeAutospacing="off" w:after="160" w:afterAutospacing="off" w:line="279" w:lineRule="auto"/>
-        <w:ind w:left="0" w:right="0"/>
-        <w:jc w:val="left"/>
-      </w:pPr>
-      <w:r>
-        <w:rPr/>
-        <w:t xml:space="preserve">10mill de repeticiones (hago hasta 640000 </w:t>
-      </w:r>
-      <w:r>
-        <w:rPr/>
-        <w:t xml:space="preserve">por que lleva un </w:t>
-      </w:r>
-      <w:r>
-        <w:rPr/>
-        <w:t>día</w:t>
-      </w:r>
-      <w:r>
-        <w:rPr/>
-        <w:t xml:space="preserve"> para hacer hasta lo medido y</w:t>
-      </w:r>
-      <w:r>
-        <w:rPr/>
-        <w:t xml:space="preserve"> para lo siguiente iba a tardar mucho más</w:t>
-      </w:r>
-      <w:r>
-        <w:rPr/>
-        <w:t xml:space="preserve">): </w:t>
-      </w:r>
-    </w:p>
-    <w:p>
-      <w:pPr>
-        <w:pStyle w:val="Normal"/>
-        <w:suppressLineNumbers w:val="0"/>
-        <w:bidi w:val="0"/>
-        <w:spacing w:before="0" w:beforeAutospacing="off" w:after="160" w:afterAutospacing="off" w:line="279" w:lineRule="auto"/>
-        <w:ind w:left="0" w:right="0"/>
-        <w:jc w:val="left"/>
-      </w:pPr>
-    </w:p>
-    <w:p>
-      <w:pPr>
-        <w:pStyle w:val="Normal"/>
-        <w:suppressLineNumbers w:val="0"/>
-        <w:bidi w:val="0"/>
-        <w:spacing w:before="0" w:beforeAutospacing="off" w:after="160" w:afterAutospacing="off" w:line="279" w:lineRule="auto"/>
-        <w:ind w:left="0" w:right="0"/>
-        <w:jc w:val="left"/>
-      </w:pPr>
-    </w:p>
-    <w:p>
-      <w:pPr>
-        <w:pStyle w:val="Normal"/>
-        <w:suppressLineNumbers w:val="0"/>
-        <w:bidi w:val="0"/>
-        <w:spacing w:before="0" w:beforeAutospacing="off" w:after="0" w:afterAutospacing="off"/>
-        <w:jc w:val="left"/>
-      </w:pPr>
-      <w:r>
+      <w:r>
+        <w:rPr>
+          <w:noProof/>
+        </w:rPr>
         <w:drawing>
-          <wp:anchor distT="0" distB="0" distL="114300" distR="114300" simplePos="0" relativeHeight="251658240" behindDoc="0" locked="0" layoutInCell="1" allowOverlap="1" wp14:editId="242719C4" wp14:anchorId="35AB8FCD">
+          <wp:anchor distT="0" distB="0" distL="114300" distR="114300" simplePos="0" relativeHeight="251653632" behindDoc="0" locked="0" layoutInCell="1" allowOverlap="1" wp14:anchorId="35AB8FCD" wp14:editId="242719C4">
             <wp:simplePos x="0" y="0"/>
             <wp:positionH relativeFrom="column">
               <wp:posOffset>2371725</wp:posOffset>
@@ -1453,17 +1127,17 @@
             <wp:wrapNone/>
             <wp:docPr id="12426108" name="drawing"/>
             <wp:cNvGraphicFramePr>
-              <a:graphicFrameLocks noChangeAspect="1"/>
+              <a:graphicFrameLocks xmlns:a="http://schemas.openxmlformats.org/drawingml/2006/main" noChangeAspect="1"/>
             </wp:cNvGraphicFramePr>
-            <a:graphic>
-              <a:graphicData xmlns:a="http://schemas.openxmlformats.org/drawingml/2006/main" uri="http://schemas.openxmlformats.org/drawingml/2006/picture">
+            <a:graphic xmlns:a="http://schemas.openxmlformats.org/drawingml/2006/main">
+              <a:graphicData uri="http://schemas.openxmlformats.org/drawingml/2006/picture">
                 <pic:pic xmlns:pic="http://schemas.openxmlformats.org/drawingml/2006/picture">
                   <pic:nvPicPr>
                     <pic:cNvPr id="12426108" name="Picture 12426108"/>
                     <pic:cNvPicPr/>
                   </pic:nvPicPr>
                   <pic:blipFill>
-                    <a:blip xmlns:r="http://schemas.openxmlformats.org/officeDocument/2006/relationships" r:embed="rId1604347302">
+                    <a:blip r:embed="rId16">
                       <a:extLst>
                         <a:ext uri="{28A0092B-C50C-407E-A947-70E740481C1C}">
                           <a14:useLocalDpi xmlns:a14="http://schemas.microsoft.com/office/drawing/2010/main"/>
@@ -1475,7 +1149,7 @@
                     </a:stretch>
                   </pic:blipFill>
                   <pic:spPr>
-                    <a:xfrm rot="0">
+                    <a:xfrm>
                       <a:off x="0" y="0"/>
                       <a:ext cx="4000500" cy="2762250"/>
                     </a:xfrm>
@@ -1498,30 +1172,29 @@
     </w:p>
     <w:p>
       <w:pPr>
-        <w:pStyle w:val="Normal"/>
-        <w:suppressLineNumbers w:val="0"/>
-        <w:bidi w:val="0"/>
-        <w:spacing w:before="0" w:beforeAutospacing="off" w:after="0" w:afterAutospacing="off"/>
-        <w:jc w:val="left"/>
+        <w:spacing w:after="0"/>
       </w:pPr>
       <w:r>
+        <w:rPr>
+          <w:noProof/>
+        </w:rPr>
         <w:drawing>
-          <wp:inline wp14:editId="11DA308B" wp14:anchorId="2920A167">
+          <wp:inline distT="0" distB="0" distL="0" distR="0" wp14:anchorId="2920A167" wp14:editId="11DA308B">
             <wp:extent cx="2260870" cy="1507218"/>
             <wp:effectExtent l="0" t="0" r="0" b="0"/>
             <wp:docPr id="808574750" name="drawing"/>
             <wp:cNvGraphicFramePr>
-              <a:graphicFrameLocks noChangeAspect="1"/>
+              <a:graphicFrameLocks xmlns:a="http://schemas.openxmlformats.org/drawingml/2006/main" noChangeAspect="1"/>
             </wp:cNvGraphicFramePr>
-            <a:graphic>
-              <a:graphicData xmlns:a="http://schemas.openxmlformats.org/drawingml/2006/main" uri="http://schemas.openxmlformats.org/drawingml/2006/picture">
+            <a:graphic xmlns:a="http://schemas.openxmlformats.org/drawingml/2006/main">
+              <a:graphicData uri="http://schemas.openxmlformats.org/drawingml/2006/picture">
                 <pic:pic xmlns:pic="http://schemas.openxmlformats.org/drawingml/2006/picture">
                   <pic:nvPicPr>
                     <pic:cNvPr id="808574750" name="Picture 808574750"/>
                     <pic:cNvPicPr/>
                   </pic:nvPicPr>
                   <pic:blipFill>
-                    <a:blip xmlns:r="http://schemas.openxmlformats.org/officeDocument/2006/relationships" r:embed="rId1658914402">
+                    <a:blip r:embed="rId17">
                       <a:extLst>
                         <a:ext uri="{28A0092B-C50C-407E-A947-70E740481C1C}">
                           <a14:useLocalDpi xmlns:a14="http://schemas.microsoft.com/office/drawing/2010/main"/>
@@ -1534,7 +1207,7 @@
                     </a:stretch>
                   </pic:blipFill>
                   <pic:spPr>
-                    <a:xfrm rot="0">
+                    <a:xfrm>
                       <a:off x="0" y="0"/>
                       <a:ext cx="2260870" cy="1507218"/>
                     </a:xfrm>
@@ -1549,68 +1222,44 @@
         </w:drawing>
       </w:r>
       <w:r>
-        <w:rPr/>
         <w:t xml:space="preserve"> </w:t>
       </w:r>
     </w:p>
+    <w:p/>
+    <w:p/>
+    <w:p/>
+    <w:p/>
+    <w:p/>
+    <w:p/>
     <w:p>
       <w:pPr>
-        <w:pStyle w:val="Normal"/>
-        <w:suppressLineNumbers w:val="0"/>
-        <w:bidi w:val="0"/>
-        <w:spacing w:before="0" w:beforeAutospacing="off" w:after="160" w:afterAutospacing="off" w:line="279" w:lineRule="auto"/>
-        <w:ind w:left="0" w:right="0"/>
-        <w:jc w:val="left"/>
+        <w:pStyle w:val="Ttulo2"/>
       </w:pPr>
-    </w:p>
-    <w:p/>
-    <w:p/>
-    <w:p/>
-    <w:p/>
-    <w:p/>
+      <w:r>
+        <w:t>¿Qué pasa con el tiempo si el tamaño del problema se multiplica por 2?</w:t>
+      </w:r>
+      <w:r>
+        <w:t xml:space="preserve"> ¿Qué pasa con el tiempo si el tamaño del problema se multiplica por otro k que no sea 2? (Pruebe, por ejemplo, para k=3 y k=4 y compruebe los tiempos obtenidos.)</w:t>
+      </w:r>
+    </w:p>
     <w:p>
       <w:pPr>
-        <w:pStyle w:val="Heading2"/>
-      </w:pPr>
-      <w:r>
         <w:rPr>
-          <w:noProof w:val="0"/>
-          <w:lang w:val="es-ES"/>
-        </w:rPr>
-        <w:t>¿Qué pasa con el tiempo si el tamaño del problema se multiplica por 2?</w:t>
-      </w:r>
-      <w:r>
-        <w:rPr>
-          <w:noProof w:val="0"/>
-          <w:lang w:val="es-ES"/>
-        </w:rPr>
-        <w:t xml:space="preserve"> ¿Qué pasa con el tiempo si el tamaño del problema se multiplica por otro k que no sea 2? (Pruebe, por ejemplo, para k=3 y k=4 y compruebe los tiempos obtenidos.)</w:t>
-      </w:r>
-    </w:p>
-    <w:p>
-      <w:pPr>
-        <w:pStyle w:val="Normal"/>
-        <w:rPr>
-          <w:rFonts w:ascii="Aptos" w:hAnsi="Aptos" w:eastAsia="Aptos" w:cs="Aptos"/>
-          <w:noProof w:val="0"/>
-          <w:sz w:val="24"/>
-          <w:szCs w:val="24"/>
-          <w:lang w:val="es-ES"/>
+          <w:rFonts w:ascii="Aptos" w:eastAsia="Aptos" w:hAnsi="Aptos" w:cs="Aptos"/>
         </w:rPr>
       </w:pPr>
       <w:r>
         <w:rPr>
-          <w:rFonts w:ascii="Aptos" w:hAnsi="Aptos" w:eastAsia="Aptos" w:cs="Aptos"/>
-          <w:noProof w:val="0"/>
-          <w:sz w:val="24"/>
-          <w:szCs w:val="24"/>
-          <w:lang w:val="es-ES"/>
+          <w:rFonts w:ascii="Aptos" w:eastAsia="Aptos" w:hAnsi="Aptos" w:cs="Aptos"/>
         </w:rPr>
         <w:t>Para dar respuesta a esta pregunta voy a usar los tiempos obtenidos con 1000 repeticiones como referencia.</w:t>
       </w:r>
       <w:r>
+        <w:rPr>
+          <w:noProof/>
+        </w:rPr>
         <w:drawing>
-          <wp:anchor distT="0" distB="0" distL="114300" distR="114300" simplePos="0" relativeHeight="251658240" behindDoc="0" locked="0" layoutInCell="1" allowOverlap="1" wp14:editId="4FF05B92" wp14:anchorId="1952A324">
+          <wp:anchor distT="0" distB="0" distL="114300" distR="114300" simplePos="0" relativeHeight="251657728" behindDoc="0" locked="0" layoutInCell="1" allowOverlap="1" wp14:anchorId="1952A324" wp14:editId="4FF05B92">
             <wp:simplePos x="0" y="0"/>
             <wp:positionH relativeFrom="column">
               <wp:posOffset>4238625</wp:posOffset>
@@ -1623,17 +1272,17 @@
             <wp:wrapNone/>
             <wp:docPr id="731062261" name="drawing"/>
             <wp:cNvGraphicFramePr>
-              <a:graphicFrameLocks noChangeAspect="1"/>
+              <a:graphicFrameLocks xmlns:a="http://schemas.openxmlformats.org/drawingml/2006/main" noChangeAspect="1"/>
             </wp:cNvGraphicFramePr>
-            <a:graphic>
-              <a:graphicData xmlns:a="http://schemas.openxmlformats.org/drawingml/2006/main" uri="http://schemas.openxmlformats.org/drawingml/2006/picture">
+            <a:graphic xmlns:a="http://schemas.openxmlformats.org/drawingml/2006/main">
+              <a:graphicData uri="http://schemas.openxmlformats.org/drawingml/2006/picture">
                 <pic:pic xmlns:pic="http://schemas.openxmlformats.org/drawingml/2006/picture">
                   <pic:nvPicPr>
                     <pic:cNvPr id="731062261" name="Picture 731062261"/>
                     <pic:cNvPicPr/>
                   </pic:nvPicPr>
                   <pic:blipFill>
-                    <a:blip xmlns:r="http://schemas.openxmlformats.org/officeDocument/2006/relationships" r:embed="rId1508323932">
+                    <a:blip r:embed="rId18">
                       <a:extLst>
                         <a:ext uri="{28A0092B-C50C-407E-A947-70E740481C1C}">
                           <a14:useLocalDpi xmlns:a14="http://schemas.microsoft.com/office/drawing/2010/main"/>
@@ -1646,7 +1295,7 @@
                     </a:stretch>
                   </pic:blipFill>
                   <pic:spPr>
-                    <a:xfrm rot="0">
+                    <a:xfrm>
                       <a:off x="0" y="0"/>
                       <a:ext cx="1860198" cy="2210392"/>
                     </a:xfrm>
@@ -1667,28 +1316,28 @@
         </w:drawing>
       </w:r>
     </w:p>
-    <w:p w14:noSpellErr="1">
-      <w:pPr>
-        <w:pStyle w:val="Normal"/>
-      </w:pPr>
-      <w:r>
+    <w:p>
+      <w:r>
+        <w:rPr>
+          <w:noProof/>
+        </w:rPr>
         <w:drawing>
-          <wp:inline wp14:editId="6E474B90" wp14:anchorId="7754EB04">
+          <wp:inline distT="0" distB="0" distL="0" distR="0" wp14:anchorId="7754EB04" wp14:editId="6E474B90">
             <wp:extent cx="1876580" cy="2099133"/>
             <wp:effectExtent l="0" t="0" r="0" b="0"/>
             <wp:docPr id="1411637012" name="drawing"/>
             <wp:cNvGraphicFramePr>
-              <a:graphicFrameLocks noChangeAspect="1"/>
+              <a:graphicFrameLocks xmlns:a="http://schemas.openxmlformats.org/drawingml/2006/main" noChangeAspect="1"/>
             </wp:cNvGraphicFramePr>
-            <a:graphic>
-              <a:graphicData xmlns:a="http://schemas.openxmlformats.org/drawingml/2006/main" uri="http://schemas.openxmlformats.org/drawingml/2006/picture">
+            <a:graphic xmlns:a="http://schemas.openxmlformats.org/drawingml/2006/main">
+              <a:graphicData uri="http://schemas.openxmlformats.org/drawingml/2006/picture">
                 <pic:pic xmlns:pic="http://schemas.openxmlformats.org/drawingml/2006/picture">
                   <pic:nvPicPr>
                     <pic:cNvPr id="2068242902" name="Picture 2068242902"/>
                     <pic:cNvPicPr/>
                   </pic:nvPicPr>
                   <pic:blipFill>
-                    <a:blip xmlns:r="http://schemas.openxmlformats.org/officeDocument/2006/relationships" r:embed="rId363826299">
+                    <a:blip r:embed="rId12">
                       <a:extLst>
                         <a:ext uri="{28A0092B-C50C-407E-A947-70E740481C1C}">
                           <a14:useLocalDpi xmlns:a14="http://schemas.microsoft.com/office/drawing/2010/main"/>
@@ -1701,7 +1350,7 @@
                     </a:stretch>
                   </pic:blipFill>
                   <pic:spPr>
-                    <a:xfrm rot="0">
+                    <a:xfrm>
                       <a:off x="0" y="0"/>
                       <a:ext cx="1876580" cy="2099133"/>
                     </a:xfrm>
@@ -1716,8 +1365,11 @@
         </w:drawing>
       </w:r>
       <w:r>
+        <w:rPr>
+          <w:noProof/>
+        </w:rPr>
         <w:drawing>
-          <wp:anchor distT="0" distB="0" distL="114300" distR="114300" simplePos="0" relativeHeight="251658240" behindDoc="0" locked="0" layoutInCell="1" allowOverlap="1" wp14:editId="214D48D2" wp14:anchorId="0140F186">
+          <wp:anchor distT="0" distB="0" distL="114300" distR="114300" simplePos="0" relativeHeight="251656704" behindDoc="0" locked="0" layoutInCell="1" allowOverlap="1" wp14:anchorId="0140F186" wp14:editId="214D48D2">
             <wp:simplePos x="0" y="0"/>
             <wp:positionH relativeFrom="column">
               <wp:posOffset>2047875</wp:posOffset>
@@ -1730,17 +1382,17 @@
             <wp:wrapNone/>
             <wp:docPr id="194771798" name="drawing"/>
             <wp:cNvGraphicFramePr>
-              <a:graphicFrameLocks noChangeAspect="1"/>
+              <a:graphicFrameLocks xmlns:a="http://schemas.openxmlformats.org/drawingml/2006/main" noChangeAspect="1"/>
             </wp:cNvGraphicFramePr>
-            <a:graphic>
-              <a:graphicData xmlns:a="http://schemas.openxmlformats.org/drawingml/2006/main" uri="http://schemas.openxmlformats.org/drawingml/2006/picture">
+            <a:graphic xmlns:a="http://schemas.openxmlformats.org/drawingml/2006/main">
+              <a:graphicData uri="http://schemas.openxmlformats.org/drawingml/2006/picture">
                 <pic:pic xmlns:pic="http://schemas.openxmlformats.org/drawingml/2006/picture">
                   <pic:nvPicPr>
                     <pic:cNvPr id="194771798" name="Picture 194771798"/>
                     <pic:cNvPicPr/>
                   </pic:nvPicPr>
                   <pic:blipFill>
-                    <a:blip xmlns:r="http://schemas.openxmlformats.org/officeDocument/2006/relationships" r:embed="rId1293318447">
+                    <a:blip r:embed="rId19">
                       <a:extLst>
                         <a:ext uri="{28A0092B-C50C-407E-A947-70E740481C1C}">
                           <a14:useLocalDpi xmlns:a14="http://schemas.microsoft.com/office/drawing/2010/main"/>
@@ -1753,7 +1405,7 @@
                     </a:stretch>
                   </pic:blipFill>
                   <pic:spPr>
-                    <a:xfrm rot="0">
+                    <a:xfrm>
                       <a:off x="0" y="0"/>
                       <a:ext cx="1917221" cy="2105047"/>
                     </a:xfrm>
@@ -1774,38 +1426,30 @@
         </w:drawing>
       </w:r>
     </w:p>
-    <w:p>
-      <w:pPr>
-        <w:pStyle w:val="Normal"/>
-      </w:pPr>
-    </w:p>
-    <w:p>
-      <w:pPr>
-        <w:pStyle w:val="Normal"/>
-      </w:pPr>
-    </w:p>
-    <w:p>
-      <w:pPr>
-        <w:pStyle w:val="Normal"/>
-      </w:pPr>
-      <w:r>
+    <w:p/>
+    <w:p/>
+    <w:p>
+      <w:r>
+        <w:rPr>
+          <w:noProof/>
+        </w:rPr>
         <w:drawing>
-          <wp:inline wp14:editId="7EB62225" wp14:anchorId="0EDAD8BA">
+          <wp:inline distT="0" distB="0" distL="0" distR="0" wp14:anchorId="0EDAD8BA" wp14:editId="7EB62225">
             <wp:extent cx="1943224" cy="1942925"/>
             <wp:effectExtent l="0" t="0" r="0" b="0"/>
             <wp:docPr id="1507983923" name="drawing"/>
             <wp:cNvGraphicFramePr>
-              <a:graphicFrameLocks noChangeAspect="1"/>
+              <a:graphicFrameLocks xmlns:a="http://schemas.openxmlformats.org/drawingml/2006/main" noChangeAspect="1"/>
             </wp:cNvGraphicFramePr>
-            <a:graphic>
-              <a:graphicData xmlns:a="http://schemas.openxmlformats.org/drawingml/2006/main" uri="http://schemas.openxmlformats.org/drawingml/2006/picture">
+            <a:graphic xmlns:a="http://schemas.openxmlformats.org/drawingml/2006/main">
+              <a:graphicData uri="http://schemas.openxmlformats.org/drawingml/2006/picture">
                 <pic:pic xmlns:pic="http://schemas.openxmlformats.org/drawingml/2006/picture">
                   <pic:nvPicPr>
                     <pic:cNvPr id="1507983923" name="Picture 1507983923"/>
                     <pic:cNvPicPr/>
                   </pic:nvPicPr>
                   <pic:blipFill>
-                    <a:blip xmlns:r="http://schemas.openxmlformats.org/officeDocument/2006/relationships" r:embed="rId458107865">
+                    <a:blip r:embed="rId20">
                       <a:extLst>
                         <a:ext uri="{28A0092B-C50C-407E-A947-70E740481C1C}">
                           <a14:useLocalDpi xmlns:a14="http://schemas.microsoft.com/office/drawing/2010/main"/>
@@ -1818,7 +1462,7 @@
                     </a:stretch>
                   </pic:blipFill>
                   <pic:spPr>
-                    <a:xfrm rot="0">
+                    <a:xfrm>
                       <a:off x="0" y="0"/>
                       <a:ext cx="1943224" cy="1942925"/>
                     </a:xfrm>
@@ -1833,60 +1477,28 @@
         </w:drawing>
       </w:r>
     </w:p>
+    <w:p/>
+    <w:p>
+      <w:r>
+        <w:t>Aproximadamente, cuando se multiplican las repeticiones por una constante, el tiempo también lo hace.</w:t>
+      </w:r>
+      <w:r>
+        <w:t xml:space="preserve"> </w:t>
+      </w:r>
+    </w:p>
     <w:p>
       <w:pPr>
-        <w:pStyle w:val="Normal"/>
+        <w:pStyle w:val="Ttulo2"/>
       </w:pPr>
-    </w:p>
-    <w:p>
-      <w:pPr>
-        <w:pStyle w:val="Normal"/>
-      </w:pPr>
-      <w:r>
-        <w:rPr/>
-        <w:t>Aproximadamente</w:t>
-      </w:r>
-      <w:r>
-        <w:rPr/>
-        <w:t>, cuando se multiplican las repeticiones por una constante, el tiempo también lo hace</w:t>
-      </w:r>
-      <w:r>
-        <w:rPr/>
-        <w:t>.</w:t>
-      </w:r>
-      <w:r>
-        <w:rPr/>
-        <w:t xml:space="preserve"> </w:t>
-      </w:r>
-    </w:p>
-    <w:p>
-      <w:pPr>
-        <w:pStyle w:val="Heading2"/>
-        <w:rPr>
-          <w:noProof w:val="0"/>
-          <w:lang w:val="es-ES"/>
-        </w:rPr>
-      </w:pPr>
-      <w:r>
-        <w:rPr>
-          <w:noProof w:val="0"/>
-          <w:lang w:val="es-ES"/>
-        </w:rPr>
+      <w:r>
+        <w:lastRenderedPageBreak/>
         <w:t>A partir de lo visto en Vector4.java midiendo los tiempos de suma, realice las tres siguientes Clases: Vector5.java para medir los tiempos del máximo, Vector6.java para medir los tiempos de coincidencias1 y Vector7.java para medir los tiempos de coincidencias2.</w:t>
       </w:r>
     </w:p>
-    <w:p>
-      <w:pPr>
-        <w:pStyle w:val="Normal"/>
-        <w:rPr>
-          <w:noProof w:val="0"/>
-          <w:lang w:val="es-ES"/>
-        </w:rPr>
-      </w:pPr>
-    </w:p>
+    <w:p/>
     <w:tbl>
       <w:tblPr>
-        <w:tblStyle w:val="TableGrid"/>
+        <w:tblStyle w:val="Tablaconcuadrcula"/>
         <w:tblW w:w="0" w:type="auto"/>
         <w:tblLook w:val="06A0" w:firstRow="1" w:lastRow="0" w:firstColumn="1" w:lastColumn="0" w:noHBand="1" w:noVBand="1"/>
       </w:tblPr>
@@ -1902,21 +1514,9 @@
         <w:tc>
           <w:tcPr>
             <w:tcW w:w="3005" w:type="dxa"/>
-            <w:tcMar/>
-          </w:tcPr>
-          <w:p>
-            <w:pPr>
-              <w:pStyle w:val="Normal"/>
-              <w:rPr>
-                <w:noProof w:val="0"/>
-                <w:lang w:val="es-ES"/>
-              </w:rPr>
-            </w:pPr>
-            <w:r>
-              <w:rPr>
-                <w:noProof w:val="0"/>
-                <w:lang w:val="es-ES"/>
-              </w:rPr>
+          </w:tcPr>
+          <w:p>
+            <w:r>
               <w:t>n</w:t>
             </w:r>
           </w:p>
@@ -1924,21 +1524,9 @@
         <w:tc>
           <w:tcPr>
             <w:tcW w:w="3005" w:type="dxa"/>
-            <w:tcMar/>
-          </w:tcPr>
-          <w:p>
-            <w:pPr>
-              <w:pStyle w:val="Normal"/>
-              <w:rPr>
-                <w:noProof w:val="0"/>
-                <w:lang w:val="es-ES"/>
-              </w:rPr>
-            </w:pPr>
-            <w:r>
-              <w:rPr>
-                <w:noProof w:val="0"/>
-                <w:lang w:val="es-ES"/>
-              </w:rPr>
+          </w:tcPr>
+          <w:p>
+            <w:r>
               <w:t>TSuma</w:t>
             </w:r>
           </w:p>
@@ -1946,21 +1534,9 @@
         <w:tc>
           <w:tcPr>
             <w:tcW w:w="3005" w:type="dxa"/>
-            <w:tcMar/>
-          </w:tcPr>
-          <w:p>
-            <w:pPr>
-              <w:pStyle w:val="Normal"/>
-              <w:rPr>
-                <w:noProof w:val="0"/>
-                <w:lang w:val="es-ES"/>
-              </w:rPr>
-            </w:pPr>
-            <w:r>
-              <w:rPr>
-                <w:noProof w:val="0"/>
-                <w:lang w:val="es-ES"/>
-              </w:rPr>
+          </w:tcPr>
+          <w:p>
+            <w:r>
               <w:t>TMaximo</w:t>
             </w:r>
           </w:p>
@@ -1973,21 +1549,9 @@
         <w:tc>
           <w:tcPr>
             <w:tcW w:w="3005" w:type="dxa"/>
-            <w:tcMar/>
-          </w:tcPr>
-          <w:p>
-            <w:pPr>
-              <w:pStyle w:val="Normal"/>
-              <w:rPr>
-                <w:noProof w:val="0"/>
-                <w:lang w:val="es-ES"/>
-              </w:rPr>
-            </w:pPr>
-            <w:r>
-              <w:rPr>
-                <w:noProof w:val="0"/>
-                <w:lang w:val="es-ES"/>
-              </w:rPr>
+          </w:tcPr>
+          <w:p>
+            <w:r>
               <w:t>10000</w:t>
             </w:r>
           </w:p>
@@ -1995,21 +1559,9 @@
         <w:tc>
           <w:tcPr>
             <w:tcW w:w="3005" w:type="dxa"/>
-            <w:tcMar/>
-          </w:tcPr>
-          <w:p>
-            <w:pPr>
-              <w:pStyle w:val="Normal"/>
-              <w:rPr>
-                <w:noProof w:val="0"/>
-                <w:lang w:val="es-ES"/>
-              </w:rPr>
-            </w:pPr>
-            <w:r>
-              <w:rPr>
-                <w:noProof w:val="0"/>
-                <w:lang w:val="es-ES"/>
-              </w:rPr>
+          </w:tcPr>
+          <w:p>
+            <w:r>
               <w:t>14</w:t>
             </w:r>
           </w:p>
@@ -2017,21 +1569,9 @@
         <w:tc>
           <w:tcPr>
             <w:tcW w:w="3005" w:type="dxa"/>
-            <w:tcMar/>
-          </w:tcPr>
-          <w:p>
-            <w:pPr>
-              <w:pStyle w:val="Normal"/>
-              <w:rPr>
-                <w:noProof w:val="0"/>
-                <w:lang w:val="es-ES"/>
-              </w:rPr>
-            </w:pPr>
-            <w:r>
-              <w:rPr>
-                <w:noProof w:val="0"/>
-                <w:lang w:val="es-ES"/>
-              </w:rPr>
+          </w:tcPr>
+          <w:p>
+            <w:r>
               <w:t>20</w:t>
             </w:r>
           </w:p>
@@ -2044,21 +1584,9 @@
         <w:tc>
           <w:tcPr>
             <w:tcW w:w="3005" w:type="dxa"/>
-            <w:tcMar/>
-          </w:tcPr>
-          <w:p>
-            <w:pPr>
-              <w:pStyle w:val="Normal"/>
-              <w:rPr>
-                <w:noProof w:val="0"/>
-                <w:lang w:val="es-ES"/>
-              </w:rPr>
-            </w:pPr>
-            <w:r>
-              <w:rPr>
-                <w:noProof w:val="0"/>
-                <w:lang w:val="es-ES"/>
-              </w:rPr>
+          </w:tcPr>
+          <w:p>
+            <w:r>
               <w:t>20000</w:t>
             </w:r>
           </w:p>
@@ -2066,21 +1594,9 @@
         <w:tc>
           <w:tcPr>
             <w:tcW w:w="3005" w:type="dxa"/>
-            <w:tcMar/>
-          </w:tcPr>
-          <w:p>
-            <w:pPr>
-              <w:pStyle w:val="Normal"/>
-              <w:rPr>
-                <w:noProof w:val="0"/>
-                <w:lang w:val="es-ES"/>
-              </w:rPr>
-            </w:pPr>
-            <w:r>
-              <w:rPr>
-                <w:noProof w:val="0"/>
-                <w:lang w:val="es-ES"/>
-              </w:rPr>
+          </w:tcPr>
+          <w:p>
+            <w:r>
               <w:t>18</w:t>
             </w:r>
           </w:p>
@@ -2088,21 +1604,9 @@
         <w:tc>
           <w:tcPr>
             <w:tcW w:w="3005" w:type="dxa"/>
-            <w:tcMar/>
-          </w:tcPr>
-          <w:p>
-            <w:pPr>
-              <w:pStyle w:val="Normal"/>
-              <w:rPr>
-                <w:noProof w:val="0"/>
-                <w:lang w:val="es-ES"/>
-              </w:rPr>
-            </w:pPr>
-            <w:r>
-              <w:rPr>
-                <w:noProof w:val="0"/>
-                <w:lang w:val="es-ES"/>
-              </w:rPr>
+          </w:tcPr>
+          <w:p>
+            <w:r>
               <w:t>29</w:t>
             </w:r>
           </w:p>
@@ -2115,21 +1619,9 @@
         <w:tc>
           <w:tcPr>
             <w:tcW w:w="3005" w:type="dxa"/>
-            <w:tcMar/>
-          </w:tcPr>
-          <w:p>
-            <w:pPr>
-              <w:pStyle w:val="Normal"/>
-              <w:rPr>
-                <w:noProof w:val="0"/>
-                <w:lang w:val="es-ES"/>
-              </w:rPr>
-            </w:pPr>
-            <w:r>
-              <w:rPr>
-                <w:noProof w:val="0"/>
-                <w:lang w:val="es-ES"/>
-              </w:rPr>
+          </w:tcPr>
+          <w:p>
+            <w:r>
               <w:t>40000</w:t>
             </w:r>
           </w:p>
@@ -2137,28 +1629,12 @@
         <w:tc>
           <w:tcPr>
             <w:tcW w:w="3005" w:type="dxa"/>
-            <w:tcMar/>
-          </w:tcPr>
-          <w:p>
-            <w:pPr>
-              <w:pStyle w:val="Normal"/>
-              <w:rPr>
-                <w:noProof w:val="0"/>
-                <w:lang w:val="es-ES"/>
-              </w:rPr>
-            </w:pPr>
-            <w:r>
-              <w:rPr>
-                <w:noProof w:val="0"/>
-                <w:lang w:val="es-ES"/>
-              </w:rPr>
+          </w:tcPr>
+          <w:p>
+            <w:r>
               <w:t>3</w:t>
             </w:r>
             <w:r>
-              <w:rPr>
-                <w:noProof w:val="0"/>
-                <w:lang w:val="es-ES"/>
-              </w:rPr>
               <w:t>3</w:t>
             </w:r>
           </w:p>
@@ -2166,21 +1642,9 @@
         <w:tc>
           <w:tcPr>
             <w:tcW w:w="3005" w:type="dxa"/>
-            <w:tcMar/>
-          </w:tcPr>
-          <w:p>
-            <w:pPr>
-              <w:pStyle w:val="Normal"/>
-              <w:rPr>
-                <w:noProof w:val="0"/>
-                <w:lang w:val="es-ES"/>
-              </w:rPr>
-            </w:pPr>
-            <w:r>
-              <w:rPr>
-                <w:noProof w:val="0"/>
-                <w:lang w:val="es-ES"/>
-              </w:rPr>
+          </w:tcPr>
+          <w:p>
+            <w:r>
               <w:t>49</w:t>
             </w:r>
           </w:p>
@@ -2193,21 +1657,9 @@
         <w:tc>
           <w:tcPr>
             <w:tcW w:w="3005" w:type="dxa"/>
-            <w:tcMar/>
-          </w:tcPr>
-          <w:p>
-            <w:pPr>
-              <w:pStyle w:val="Normal"/>
-              <w:rPr>
-                <w:noProof w:val="0"/>
-                <w:lang w:val="es-ES"/>
-              </w:rPr>
-            </w:pPr>
-            <w:r>
-              <w:rPr>
-                <w:noProof w:val="0"/>
-                <w:lang w:val="es-ES"/>
-              </w:rPr>
+          </w:tcPr>
+          <w:p>
+            <w:r>
               <w:t>80000</w:t>
             </w:r>
           </w:p>
@@ -2215,28 +1667,12 @@
         <w:tc>
           <w:tcPr>
             <w:tcW w:w="3005" w:type="dxa"/>
-            <w:tcMar/>
-          </w:tcPr>
-          <w:p>
-            <w:pPr>
-              <w:pStyle w:val="Normal"/>
-              <w:rPr>
-                <w:noProof w:val="0"/>
-                <w:lang w:val="es-ES"/>
-              </w:rPr>
-            </w:pPr>
-            <w:r>
-              <w:rPr>
-                <w:noProof w:val="0"/>
-                <w:lang w:val="es-ES"/>
-              </w:rPr>
+          </w:tcPr>
+          <w:p>
+            <w:r>
               <w:t>6</w:t>
             </w:r>
             <w:r>
-              <w:rPr>
-                <w:noProof w:val="0"/>
-                <w:lang w:val="es-ES"/>
-              </w:rPr>
               <w:t>2</w:t>
             </w:r>
           </w:p>
@@ -2244,21 +1680,9 @@
         <w:tc>
           <w:tcPr>
             <w:tcW w:w="3005" w:type="dxa"/>
-            <w:tcMar/>
-          </w:tcPr>
-          <w:p>
-            <w:pPr>
-              <w:pStyle w:val="Normal"/>
-              <w:rPr>
-                <w:noProof w:val="0"/>
-                <w:lang w:val="es-ES"/>
-              </w:rPr>
-            </w:pPr>
-            <w:r>
-              <w:rPr>
-                <w:noProof w:val="0"/>
-                <w:lang w:val="es-ES"/>
-              </w:rPr>
+          </w:tcPr>
+          <w:p>
+            <w:r>
               <w:t>93</w:t>
             </w:r>
           </w:p>
@@ -2271,21 +1695,9 @@
         <w:tc>
           <w:tcPr>
             <w:tcW w:w="3005" w:type="dxa"/>
-            <w:tcMar/>
-          </w:tcPr>
-          <w:p>
-            <w:pPr>
-              <w:pStyle w:val="Normal"/>
-              <w:rPr>
-                <w:noProof w:val="0"/>
-                <w:lang w:val="es-ES"/>
-              </w:rPr>
-            </w:pPr>
-            <w:r>
-              <w:rPr>
-                <w:noProof w:val="0"/>
-                <w:lang w:val="es-ES"/>
-              </w:rPr>
+          </w:tcPr>
+          <w:p>
+            <w:r>
               <w:t>160000</w:t>
             </w:r>
           </w:p>
@@ -2293,28 +1705,12 @@
         <w:tc>
           <w:tcPr>
             <w:tcW w:w="3005" w:type="dxa"/>
-            <w:tcMar/>
-          </w:tcPr>
-          <w:p>
-            <w:pPr>
-              <w:pStyle w:val="Normal"/>
-              <w:rPr>
-                <w:noProof w:val="0"/>
-                <w:lang w:val="es-ES"/>
-              </w:rPr>
-            </w:pPr>
-            <w:r>
-              <w:rPr>
-                <w:noProof w:val="0"/>
-                <w:lang w:val="es-ES"/>
-              </w:rPr>
+          </w:tcPr>
+          <w:p>
+            <w:r>
               <w:t>12</w:t>
             </w:r>
             <w:r>
-              <w:rPr>
-                <w:noProof w:val="0"/>
-                <w:lang w:val="es-ES"/>
-              </w:rPr>
               <w:t>8</w:t>
             </w:r>
           </w:p>
@@ -2322,21 +1718,9 @@
         <w:tc>
           <w:tcPr>
             <w:tcW w:w="3005" w:type="dxa"/>
-            <w:tcMar/>
-          </w:tcPr>
-          <w:p>
-            <w:pPr>
-              <w:pStyle w:val="Normal"/>
-              <w:rPr>
-                <w:noProof w:val="0"/>
-                <w:lang w:val="es-ES"/>
-              </w:rPr>
-            </w:pPr>
-            <w:r>
-              <w:rPr>
-                <w:noProof w:val="0"/>
-                <w:lang w:val="es-ES"/>
-              </w:rPr>
+          </w:tcPr>
+          <w:p>
+            <w:r>
               <w:t>167</w:t>
             </w:r>
           </w:p>
@@ -2349,21 +1733,9 @@
         <w:tc>
           <w:tcPr>
             <w:tcW w:w="3005" w:type="dxa"/>
-            <w:tcMar/>
-          </w:tcPr>
-          <w:p>
-            <w:pPr>
-              <w:pStyle w:val="Normal"/>
-              <w:rPr>
-                <w:noProof w:val="0"/>
-                <w:lang w:val="es-ES"/>
-              </w:rPr>
-            </w:pPr>
-            <w:r>
-              <w:rPr>
-                <w:noProof w:val="0"/>
-                <w:lang w:val="es-ES"/>
-              </w:rPr>
+          </w:tcPr>
+          <w:p>
+            <w:r>
               <w:t>320000</w:t>
             </w:r>
           </w:p>
@@ -2371,21 +1743,9 @@
         <w:tc>
           <w:tcPr>
             <w:tcW w:w="3005" w:type="dxa"/>
-            <w:tcMar/>
-          </w:tcPr>
-          <w:p>
-            <w:pPr>
-              <w:pStyle w:val="Normal"/>
-              <w:rPr>
-                <w:noProof w:val="0"/>
-                <w:lang w:val="es-ES"/>
-              </w:rPr>
-            </w:pPr>
-            <w:r>
-              <w:rPr>
-                <w:noProof w:val="0"/>
-                <w:lang w:val="es-ES"/>
-              </w:rPr>
+          </w:tcPr>
+          <w:p>
+            <w:r>
               <w:t>213</w:t>
             </w:r>
           </w:p>
@@ -2393,21 +1753,9 @@
         <w:tc>
           <w:tcPr>
             <w:tcW w:w="3005" w:type="dxa"/>
-            <w:tcMar/>
-          </w:tcPr>
-          <w:p>
-            <w:pPr>
-              <w:pStyle w:val="Normal"/>
-              <w:rPr>
-                <w:noProof w:val="0"/>
-                <w:lang w:val="es-ES"/>
-              </w:rPr>
-            </w:pPr>
-            <w:r>
-              <w:rPr>
-                <w:noProof w:val="0"/>
-                <w:lang w:val="es-ES"/>
-              </w:rPr>
+          </w:tcPr>
+          <w:p>
+            <w:r>
               <w:t>288</w:t>
             </w:r>
           </w:p>
@@ -2420,21 +1768,9 @@
         <w:tc>
           <w:tcPr>
             <w:tcW w:w="3005" w:type="dxa"/>
-            <w:tcMar/>
-          </w:tcPr>
-          <w:p>
-            <w:pPr>
-              <w:pStyle w:val="Normal"/>
-              <w:rPr>
-                <w:noProof w:val="0"/>
-                <w:lang w:val="es-ES"/>
-              </w:rPr>
-            </w:pPr>
-            <w:r>
-              <w:rPr>
-                <w:noProof w:val="0"/>
-                <w:lang w:val="es-ES"/>
-              </w:rPr>
+          </w:tcPr>
+          <w:p>
+            <w:r>
               <w:t>640000</w:t>
             </w:r>
           </w:p>
@@ -2442,28 +1778,12 @@
         <w:tc>
           <w:tcPr>
             <w:tcW w:w="3005" w:type="dxa"/>
-            <w:tcMar/>
-          </w:tcPr>
-          <w:p>
-            <w:pPr>
-              <w:pStyle w:val="Normal"/>
-              <w:rPr>
-                <w:noProof w:val="0"/>
-                <w:lang w:val="es-ES"/>
-              </w:rPr>
-            </w:pPr>
-            <w:r>
-              <w:rPr>
-                <w:noProof w:val="0"/>
-                <w:lang w:val="es-ES"/>
-              </w:rPr>
+          </w:tcPr>
+          <w:p>
+            <w:r>
               <w:t>40</w:t>
             </w:r>
             <w:r>
-              <w:rPr>
-                <w:noProof w:val="0"/>
-                <w:lang w:val="es-ES"/>
-              </w:rPr>
               <w:t>5</w:t>
             </w:r>
           </w:p>
@@ -2471,21 +1791,9 @@
         <w:tc>
           <w:tcPr>
             <w:tcW w:w="3005" w:type="dxa"/>
-            <w:tcMar/>
-          </w:tcPr>
-          <w:p>
-            <w:pPr>
-              <w:pStyle w:val="Normal"/>
-              <w:rPr>
-                <w:noProof w:val="0"/>
-                <w:lang w:val="es-ES"/>
-              </w:rPr>
-            </w:pPr>
-            <w:r>
-              <w:rPr>
-                <w:noProof w:val="0"/>
-                <w:lang w:val="es-ES"/>
-              </w:rPr>
+          </w:tcPr>
+          <w:p>
+            <w:r>
               <w:t>553</w:t>
             </w:r>
           </w:p>
@@ -2498,21 +1806,9 @@
         <w:tc>
           <w:tcPr>
             <w:tcW w:w="3005" w:type="dxa"/>
-            <w:tcMar/>
-          </w:tcPr>
-          <w:p>
-            <w:pPr>
-              <w:pStyle w:val="Normal"/>
-              <w:rPr>
-                <w:noProof w:val="0"/>
-                <w:lang w:val="es-ES"/>
-              </w:rPr>
-            </w:pPr>
-            <w:r>
-              <w:rPr>
-                <w:noProof w:val="0"/>
-                <w:lang w:val="es-ES"/>
-              </w:rPr>
+          </w:tcPr>
+          <w:p>
+            <w:r>
               <w:t>1280000</w:t>
             </w:r>
           </w:p>
@@ -2520,28 +1816,12 @@
         <w:tc>
           <w:tcPr>
             <w:tcW w:w="3005" w:type="dxa"/>
-            <w:tcMar/>
-          </w:tcPr>
-          <w:p>
-            <w:pPr>
-              <w:pStyle w:val="Normal"/>
-              <w:rPr>
-                <w:noProof w:val="0"/>
-                <w:lang w:val="es-ES"/>
-              </w:rPr>
-            </w:pPr>
-            <w:r>
-              <w:rPr>
-                <w:noProof w:val="0"/>
-                <w:lang w:val="es-ES"/>
-              </w:rPr>
+          </w:tcPr>
+          <w:p>
+            <w:r>
               <w:t>8</w:t>
             </w:r>
             <w:r>
-              <w:rPr>
-                <w:noProof w:val="0"/>
-                <w:lang w:val="es-ES"/>
-              </w:rPr>
               <w:t>17</w:t>
             </w:r>
           </w:p>
@@ -2549,21 +1829,9 @@
         <w:tc>
           <w:tcPr>
             <w:tcW w:w="3005" w:type="dxa"/>
-            <w:tcMar/>
-          </w:tcPr>
-          <w:p>
-            <w:pPr>
-              <w:pStyle w:val="Normal"/>
-              <w:rPr>
-                <w:noProof w:val="0"/>
-                <w:lang w:val="es-ES"/>
-              </w:rPr>
-            </w:pPr>
-            <w:r>
-              <w:rPr>
-                <w:noProof w:val="0"/>
-                <w:lang w:val="es-ES"/>
-              </w:rPr>
+          </w:tcPr>
+          <w:p>
+            <w:r>
               <w:t>1129</w:t>
             </w:r>
           </w:p>
@@ -2576,21 +1844,9 @@
         <w:tc>
           <w:tcPr>
             <w:tcW w:w="3005" w:type="dxa"/>
-            <w:tcMar/>
-          </w:tcPr>
-          <w:p>
-            <w:pPr>
-              <w:pStyle w:val="Normal"/>
-              <w:rPr>
-                <w:noProof w:val="0"/>
-                <w:lang w:val="es-ES"/>
-              </w:rPr>
-            </w:pPr>
-            <w:r>
-              <w:rPr>
-                <w:noProof w:val="0"/>
-                <w:lang w:val="es-ES"/>
-              </w:rPr>
+          </w:tcPr>
+          <w:p>
+            <w:r>
               <w:t>2560000</w:t>
             </w:r>
           </w:p>
@@ -2598,21 +1854,9 @@
         <w:tc>
           <w:tcPr>
             <w:tcW w:w="3005" w:type="dxa"/>
-            <w:tcMar/>
-          </w:tcPr>
-          <w:p>
-            <w:pPr>
-              <w:pStyle w:val="Normal"/>
-              <w:rPr>
-                <w:noProof w:val="0"/>
-                <w:lang w:val="es-ES"/>
-              </w:rPr>
-            </w:pPr>
-            <w:r>
-              <w:rPr>
-                <w:noProof w:val="0"/>
-                <w:lang w:val="es-ES"/>
-              </w:rPr>
+          </w:tcPr>
+          <w:p>
+            <w:r>
               <w:t>1620</w:t>
             </w:r>
           </w:p>
@@ -2620,21 +1864,9 @@
         <w:tc>
           <w:tcPr>
             <w:tcW w:w="3005" w:type="dxa"/>
-            <w:tcMar/>
-          </w:tcPr>
-          <w:p>
-            <w:pPr>
-              <w:pStyle w:val="Normal"/>
-              <w:rPr>
-                <w:noProof w:val="0"/>
-                <w:lang w:val="es-ES"/>
-              </w:rPr>
-            </w:pPr>
-            <w:r>
-              <w:rPr>
-                <w:noProof w:val="0"/>
-                <w:lang w:val="es-ES"/>
-              </w:rPr>
+          </w:tcPr>
+          <w:p>
+            <w:r>
               <w:t>2213</w:t>
             </w:r>
           </w:p>
@@ -2647,21 +1879,9 @@
         <w:tc>
           <w:tcPr>
             <w:tcW w:w="3005" w:type="dxa"/>
-            <w:tcMar/>
-          </w:tcPr>
-          <w:p>
-            <w:pPr>
-              <w:pStyle w:val="Normal"/>
-              <w:rPr>
-                <w:noProof w:val="0"/>
-                <w:lang w:val="es-ES"/>
-              </w:rPr>
-            </w:pPr>
-            <w:r>
-              <w:rPr>
-                <w:noProof w:val="0"/>
-                <w:lang w:val="es-ES"/>
-              </w:rPr>
+          </w:tcPr>
+          <w:p>
+            <w:r>
               <w:t>5120000</w:t>
             </w:r>
           </w:p>
@@ -2669,21 +1889,9 @@
         <w:tc>
           <w:tcPr>
             <w:tcW w:w="3005" w:type="dxa"/>
-            <w:tcMar/>
-          </w:tcPr>
-          <w:p>
-            <w:pPr>
-              <w:pStyle w:val="Normal"/>
-              <w:rPr>
-                <w:noProof w:val="0"/>
-                <w:lang w:val="es-ES"/>
-              </w:rPr>
-            </w:pPr>
-            <w:r>
-              <w:rPr>
-                <w:noProof w:val="0"/>
-                <w:lang w:val="es-ES"/>
-              </w:rPr>
+          </w:tcPr>
+          <w:p>
+            <w:r>
               <w:t>3216</w:t>
             </w:r>
           </w:p>
@@ -2691,21 +1899,9 @@
         <w:tc>
           <w:tcPr>
             <w:tcW w:w="3005" w:type="dxa"/>
-            <w:tcMar/>
-          </w:tcPr>
-          <w:p>
-            <w:pPr>
-              <w:pStyle w:val="Normal"/>
-              <w:rPr>
-                <w:noProof w:val="0"/>
-                <w:lang w:val="es-ES"/>
-              </w:rPr>
-            </w:pPr>
-            <w:r>
-              <w:rPr>
-                <w:noProof w:val="0"/>
-                <w:lang w:val="es-ES"/>
-              </w:rPr>
+          </w:tcPr>
+          <w:p>
+            <w:r>
               <w:t>4469</w:t>
             </w:r>
           </w:p>
@@ -2718,21 +1914,9 @@
         <w:tc>
           <w:tcPr>
             <w:tcW w:w="3005" w:type="dxa"/>
-            <w:tcMar/>
-          </w:tcPr>
-          <w:p>
-            <w:pPr>
-              <w:pStyle w:val="Normal"/>
-              <w:rPr>
-                <w:noProof w:val="0"/>
-                <w:lang w:val="es-ES"/>
-              </w:rPr>
-            </w:pPr>
-            <w:r>
-              <w:rPr>
-                <w:noProof w:val="0"/>
-                <w:lang w:val="es-ES"/>
-              </w:rPr>
+          </w:tcPr>
+          <w:p>
+            <w:r>
               <w:t>10240000</w:t>
             </w:r>
           </w:p>
@@ -2740,21 +1924,9 @@
         <w:tc>
           <w:tcPr>
             <w:tcW w:w="3005" w:type="dxa"/>
-            <w:tcMar/>
-          </w:tcPr>
-          <w:p>
-            <w:pPr>
-              <w:pStyle w:val="Normal"/>
-              <w:rPr>
-                <w:noProof w:val="0"/>
-                <w:lang w:val="es-ES"/>
-              </w:rPr>
-            </w:pPr>
-            <w:r>
-              <w:rPr>
-                <w:noProof w:val="0"/>
-                <w:lang w:val="es-ES"/>
-              </w:rPr>
+          </w:tcPr>
+          <w:p>
+            <w:r>
               <w:t>6529</w:t>
             </w:r>
           </w:p>
@@ -2762,21 +1934,9 @@
         <w:tc>
           <w:tcPr>
             <w:tcW w:w="3005" w:type="dxa"/>
-            <w:tcMar/>
-          </w:tcPr>
-          <w:p>
-            <w:pPr>
-              <w:pStyle w:val="Normal"/>
-              <w:rPr>
-                <w:noProof w:val="0"/>
-                <w:lang w:val="es-ES"/>
-              </w:rPr>
-            </w:pPr>
-            <w:r>
-              <w:rPr>
-                <w:noProof w:val="0"/>
-                <w:lang w:val="es-ES"/>
-              </w:rPr>
+          </w:tcPr>
+          <w:p>
+            <w:r>
               <w:t>8935</w:t>
             </w:r>
           </w:p>
@@ -2789,21 +1949,9 @@
         <w:tc>
           <w:tcPr>
             <w:tcW w:w="3005" w:type="dxa"/>
-            <w:tcMar/>
-          </w:tcPr>
-          <w:p>
-            <w:pPr>
-              <w:pStyle w:val="Normal"/>
-              <w:rPr>
-                <w:noProof w:val="0"/>
-                <w:lang w:val="es-ES"/>
-              </w:rPr>
-            </w:pPr>
-            <w:r>
-              <w:rPr>
-                <w:noProof w:val="0"/>
-                <w:lang w:val="es-ES"/>
-              </w:rPr>
+          </w:tcPr>
+          <w:p>
+            <w:r>
               <w:t>20480000</w:t>
             </w:r>
           </w:p>
@@ -2811,21 +1959,9 @@
         <w:tc>
           <w:tcPr>
             <w:tcW w:w="3005" w:type="dxa"/>
-            <w:tcMar/>
-          </w:tcPr>
-          <w:p>
-            <w:pPr>
-              <w:pStyle w:val="Normal"/>
-              <w:rPr>
-                <w:noProof w:val="0"/>
-                <w:lang w:val="es-ES"/>
-              </w:rPr>
-            </w:pPr>
-            <w:r>
-              <w:rPr>
-                <w:noProof w:val="0"/>
-                <w:lang w:val="es-ES"/>
-              </w:rPr>
+          </w:tcPr>
+          <w:p>
+            <w:r>
               <w:t>13489</w:t>
             </w:r>
           </w:p>
@@ -2833,21 +1969,9 @@
         <w:tc>
           <w:tcPr>
             <w:tcW w:w="3005" w:type="dxa"/>
-            <w:tcMar/>
-          </w:tcPr>
-          <w:p>
-            <w:pPr>
-              <w:pStyle w:val="Normal"/>
-              <w:rPr>
-                <w:noProof w:val="0"/>
-                <w:lang w:val="es-ES"/>
-              </w:rPr>
-            </w:pPr>
-            <w:r>
-              <w:rPr>
-                <w:noProof w:val="0"/>
-                <w:lang w:val="es-ES"/>
-              </w:rPr>
+          </w:tcPr>
+          <w:p>
+            <w:r>
               <w:t>18159</w:t>
             </w:r>
           </w:p>
@@ -2860,21 +1984,9 @@
         <w:tc>
           <w:tcPr>
             <w:tcW w:w="3005" w:type="dxa"/>
-            <w:tcMar/>
-          </w:tcPr>
-          <w:p>
-            <w:pPr>
-              <w:pStyle w:val="Normal"/>
-              <w:rPr>
-                <w:noProof w:val="0"/>
-                <w:lang w:val="es-ES"/>
-              </w:rPr>
-            </w:pPr>
-            <w:r>
-              <w:rPr>
-                <w:noProof w:val="0"/>
-                <w:lang w:val="es-ES"/>
-              </w:rPr>
+          </w:tcPr>
+          <w:p>
+            <w:r>
               <w:t>40960000</w:t>
             </w:r>
           </w:p>
@@ -2882,21 +1994,9 @@
         <w:tc>
           <w:tcPr>
             <w:tcW w:w="3005" w:type="dxa"/>
-            <w:tcMar/>
-          </w:tcPr>
-          <w:p>
-            <w:pPr>
-              <w:pStyle w:val="Normal"/>
-              <w:rPr>
-                <w:noProof w:val="0"/>
-                <w:lang w:val="es-ES"/>
-              </w:rPr>
-            </w:pPr>
-            <w:r>
-              <w:rPr>
-                <w:noProof w:val="0"/>
-                <w:lang w:val="es-ES"/>
-              </w:rPr>
+          </w:tcPr>
+          <w:p>
+            <w:r>
               <w:t>28183</w:t>
             </w:r>
           </w:p>
@@ -2904,21 +2004,9 @@
         <w:tc>
           <w:tcPr>
             <w:tcW w:w="3005" w:type="dxa"/>
-            <w:tcMar/>
-          </w:tcPr>
-          <w:p>
-            <w:pPr>
-              <w:pStyle w:val="Normal"/>
-              <w:rPr>
-                <w:noProof w:val="0"/>
-                <w:lang w:val="es-ES"/>
-              </w:rPr>
-            </w:pPr>
-            <w:r>
-              <w:rPr>
-                <w:noProof w:val="0"/>
-                <w:lang w:val="es-ES"/>
-              </w:rPr>
+          </w:tcPr>
+          <w:p>
+            <w:r>
               <w:t>36030</w:t>
             </w:r>
           </w:p>
@@ -2931,21 +2019,9 @@
         <w:tc>
           <w:tcPr>
             <w:tcW w:w="3005" w:type="dxa"/>
-            <w:tcMar/>
-          </w:tcPr>
-          <w:p>
-            <w:pPr>
-              <w:pStyle w:val="Normal"/>
-              <w:rPr>
-                <w:noProof w:val="0"/>
-                <w:lang w:val="es-ES"/>
-              </w:rPr>
-            </w:pPr>
-            <w:r>
-              <w:rPr>
-                <w:noProof w:val="0"/>
-                <w:lang w:val="es-ES"/>
-              </w:rPr>
+          </w:tcPr>
+          <w:p>
+            <w:r>
               <w:t>81920000</w:t>
             </w:r>
           </w:p>
@@ -2953,21 +2029,9 @@
         <w:tc>
           <w:tcPr>
             <w:tcW w:w="3005" w:type="dxa"/>
-            <w:tcMar/>
-          </w:tcPr>
-          <w:p>
-            <w:pPr>
-              <w:pStyle w:val="Normal"/>
-              <w:rPr>
-                <w:noProof w:val="0"/>
-                <w:lang w:val="es-ES"/>
-              </w:rPr>
-            </w:pPr>
-            <w:r>
-              <w:rPr>
-                <w:noProof w:val="0"/>
-                <w:lang w:val="es-ES"/>
-              </w:rPr>
+          </w:tcPr>
+          <w:p>
+            <w:r>
               <w:t>56353</w:t>
             </w:r>
           </w:p>
@@ -2975,54 +2039,38 @@
         <w:tc>
           <w:tcPr>
             <w:tcW w:w="3005" w:type="dxa"/>
-            <w:tcMar/>
-          </w:tcPr>
-          <w:p>
-            <w:pPr>
-              <w:pStyle w:val="Normal"/>
-              <w:rPr>
-                <w:noProof w:val="0"/>
-                <w:lang w:val="es-ES"/>
-              </w:rPr>
-            </w:pPr>
-            <w:r>
-              <w:rPr>
-                <w:noProof w:val="0"/>
-                <w:lang w:val="es-ES"/>
-              </w:rPr>
+          </w:tcPr>
+          <w:p>
+            <w:r>
               <w:t>71658</w:t>
             </w:r>
           </w:p>
         </w:tc>
       </w:tr>
     </w:tbl>
-    <w:p>
-      <w:pPr>
-        <w:pStyle w:val="Normal"/>
-      </w:pPr>
-    </w:p>
-    <w:p>
-      <w:pPr>
-        <w:pStyle w:val="Normal"/>
-      </w:pPr>
-      <w:r>
+    <w:p/>
+    <w:p>
+      <w:r>
+        <w:rPr>
+          <w:noProof/>
+        </w:rPr>
         <w:drawing>
-          <wp:inline wp14:editId="03E09489" wp14:anchorId="4650F634">
+          <wp:inline distT="0" distB="0" distL="0" distR="0" wp14:anchorId="4650F634" wp14:editId="03E09489">
             <wp:extent cx="4591050" cy="2762250"/>
             <wp:effectExtent l="0" t="0" r="0" b="0"/>
             <wp:docPr id="1105433644" name="drawing"/>
             <wp:cNvGraphicFramePr>
-              <a:graphicFrameLocks noChangeAspect="1"/>
+              <a:graphicFrameLocks xmlns:a="http://schemas.openxmlformats.org/drawingml/2006/main" noChangeAspect="1"/>
             </wp:cNvGraphicFramePr>
-            <a:graphic>
-              <a:graphicData xmlns:a="http://schemas.openxmlformats.org/drawingml/2006/main" uri="http://schemas.openxmlformats.org/drawingml/2006/picture">
+            <a:graphic xmlns:a="http://schemas.openxmlformats.org/drawingml/2006/main">
+              <a:graphicData uri="http://schemas.openxmlformats.org/drawingml/2006/picture">
                 <pic:pic xmlns:pic="http://schemas.openxmlformats.org/drawingml/2006/picture">
                   <pic:nvPicPr>
                     <pic:cNvPr id="1105433644" name="Picture 1105433644"/>
                     <pic:cNvPicPr/>
                   </pic:nvPicPr>
                   <pic:blipFill>
-                    <a:blip xmlns:r="http://schemas.openxmlformats.org/officeDocument/2006/relationships" r:embed="rId344722676">
+                    <a:blip r:embed="rId21">
                       <a:extLst>
                         <a:ext uri="{28A0092B-C50C-407E-A947-70E740481C1C}">
                           <a14:useLocalDpi xmlns:a14="http://schemas.microsoft.com/office/drawing/2010/main"/>
@@ -3049,48 +2097,36 @@
         </w:drawing>
       </w:r>
     </w:p>
+    <w:p/>
+    <w:p/>
+    <w:p/>
+    <w:p/>
     <w:p>
       <w:pPr>
-        <w:pStyle w:val="Normal"/>
+        <w:spacing w:after="0"/>
       </w:pPr>
-    </w:p>
-    <w:p>
-      <w:pPr>
-        <w:pStyle w:val="Normal"/>
-      </w:pPr>
-    </w:p>
-    <w:p>
-      <w:pPr>
-        <w:pStyle w:val="Normal"/>
-      </w:pPr>
-    </w:p>
-    <w:p>
-      <w:pPr>
-        <w:pStyle w:val="Normal"/>
-      </w:pPr>
-    </w:p>
-    <w:p>
-      <w:pPr>
-        <w:spacing w:before="0" w:beforeAutospacing="off" w:after="0" w:afterAutospacing="off"/>
-      </w:pPr>
-      <w:r>
+      <w:r>
+        <w:rPr>
+          <w:noProof/>
+        </w:rPr>
+        <w:lastRenderedPageBreak/>
         <w:drawing>
-          <wp:inline wp14:editId="46191460" wp14:anchorId="2DA9EA26">
+          <wp:inline distT="0" distB="0" distL="0" distR="0" wp14:anchorId="2DA9EA26" wp14:editId="46191460">
             <wp:extent cx="4591050" cy="2762250"/>
             <wp:effectExtent l="0" t="0" r="0" b="0"/>
             <wp:docPr id="350739958" name="drawing"/>
             <wp:cNvGraphicFramePr>
-              <a:graphicFrameLocks noChangeAspect="1"/>
+              <a:graphicFrameLocks xmlns:a="http://schemas.openxmlformats.org/drawingml/2006/main" noChangeAspect="1"/>
             </wp:cNvGraphicFramePr>
-            <a:graphic>
-              <a:graphicData xmlns:a="http://schemas.openxmlformats.org/drawingml/2006/main" uri="http://schemas.openxmlformats.org/drawingml/2006/picture">
+            <a:graphic xmlns:a="http://schemas.openxmlformats.org/drawingml/2006/main">
+              <a:graphicData uri="http://schemas.openxmlformats.org/drawingml/2006/picture">
                 <pic:pic xmlns:pic="http://schemas.openxmlformats.org/drawingml/2006/picture">
                   <pic:nvPicPr>
                     <pic:cNvPr id="350739958" name="Picture 350739958"/>
                     <pic:cNvPicPr/>
                   </pic:nvPicPr>
                   <pic:blipFill>
-                    <a:blip xmlns:r="http://schemas.openxmlformats.org/officeDocument/2006/relationships" r:embed="rId1495106849">
+                    <a:blip r:embed="rId22">
                       <a:extLst>
                         <a:ext uri="{28A0092B-C50C-407E-A947-70E740481C1C}">
                           <a14:useLocalDpi xmlns:a14="http://schemas.microsoft.com/office/drawing/2010/main"/>
@@ -3119,17 +2155,13 @@
     </w:p>
     <w:p>
       <w:pPr>
-        <w:spacing w:before="0" w:beforeAutospacing="off" w:after="0" w:afterAutospacing="off"/>
+        <w:spacing w:after="0"/>
       </w:pPr>
     </w:p>
-    <w:p>
-      <w:pPr>
-        <w:pStyle w:val="Normal"/>
-      </w:pPr>
-    </w:p>
+    <w:p/>
     <w:tbl>
       <w:tblPr>
-        <w:tblStyle w:val="TableGrid"/>
+        <w:tblStyle w:val="Tablaconcuadrcula"/>
         <w:tblW w:w="0" w:type="auto"/>
         <w:tblLook w:val="06A0" w:firstRow="1" w:lastRow="0" w:firstColumn="1" w:lastColumn="0" w:noHBand="1" w:noVBand="1"/>
       </w:tblPr>
@@ -3145,14 +2177,9 @@
         <w:tc>
           <w:tcPr>
             <w:tcW w:w="3005" w:type="dxa"/>
-            <w:tcMar/>
-          </w:tcPr>
-          <w:p>
-            <w:pPr>
-              <w:pStyle w:val="Normal"/>
-            </w:pPr>
-            <w:r>
-              <w:rPr/>
+          </w:tcPr>
+          <w:p>
+            <w:r>
               <w:t>n</w:t>
             </w:r>
           </w:p>
@@ -3160,14 +2187,9 @@
         <w:tc>
           <w:tcPr>
             <w:tcW w:w="3005" w:type="dxa"/>
-            <w:tcMar/>
-          </w:tcPr>
-          <w:p>
-            <w:pPr>
-              <w:pStyle w:val="Normal"/>
-            </w:pPr>
-            <w:r>
-              <w:rPr/>
+          </w:tcPr>
+          <w:p>
+            <w:r>
               <w:t>TCoincidencias1</w:t>
             </w:r>
           </w:p>
@@ -3175,14 +2197,9 @@
         <w:tc>
           <w:tcPr>
             <w:tcW w:w="3005" w:type="dxa"/>
-            <w:tcMar/>
-          </w:tcPr>
-          <w:p>
-            <w:pPr>
-              <w:pStyle w:val="Normal"/>
-            </w:pPr>
-            <w:r>
-              <w:rPr/>
+          </w:tcPr>
+          <w:p>
+            <w:r>
               <w:t>TCoincidencias2</w:t>
             </w:r>
           </w:p>
@@ -3195,14 +2212,9 @@
         <w:tc>
           <w:tcPr>
             <w:tcW w:w="3005" w:type="dxa"/>
-            <w:tcMar/>
-          </w:tcPr>
-          <w:p>
-            <w:pPr>
-              <w:pStyle w:val="Normal"/>
-            </w:pPr>
-            <w:r>
-              <w:rPr/>
+          </w:tcPr>
+          <w:p>
+            <w:r>
               <w:t>10000</w:t>
             </w:r>
           </w:p>
@@ -3210,14 +2222,9 @@
         <w:tc>
           <w:tcPr>
             <w:tcW w:w="3005" w:type="dxa"/>
-            <w:tcMar/>
-          </w:tcPr>
-          <w:p>
-            <w:pPr>
-              <w:pStyle w:val="Normal"/>
-            </w:pPr>
-            <w:r>
-              <w:rPr/>
+          </w:tcPr>
+          <w:p>
+            <w:r>
               <w:t>675</w:t>
             </w:r>
           </w:p>
@@ -3225,14 +2232,9 @@
         <w:tc>
           <w:tcPr>
             <w:tcW w:w="3005" w:type="dxa"/>
-            <w:tcMar/>
-          </w:tcPr>
-          <w:p>
-            <w:pPr>
-              <w:pStyle w:val="Normal"/>
-            </w:pPr>
-            <w:r>
-              <w:rPr/>
+          </w:tcPr>
+          <w:p>
+            <w:r>
               <w:t>0</w:t>
             </w:r>
           </w:p>
@@ -3245,14 +2247,9 @@
         <w:tc>
           <w:tcPr>
             <w:tcW w:w="3005" w:type="dxa"/>
-            <w:tcMar/>
-          </w:tcPr>
-          <w:p>
-            <w:pPr>
-              <w:pStyle w:val="Normal"/>
-            </w:pPr>
-            <w:r>
-              <w:rPr/>
+          </w:tcPr>
+          <w:p>
+            <w:r>
               <w:t>20000</w:t>
             </w:r>
           </w:p>
@@ -3260,14 +2257,9 @@
         <w:tc>
           <w:tcPr>
             <w:tcW w:w="3005" w:type="dxa"/>
-            <w:tcMar/>
-          </w:tcPr>
-          <w:p>
-            <w:pPr>
-              <w:pStyle w:val="Normal"/>
-            </w:pPr>
-            <w:r>
-              <w:rPr/>
+          </w:tcPr>
+          <w:p>
+            <w:r>
               <w:t>2420</w:t>
             </w:r>
           </w:p>
@@ -3275,14 +2267,9 @@
         <w:tc>
           <w:tcPr>
             <w:tcW w:w="3005" w:type="dxa"/>
-            <w:tcMar/>
-          </w:tcPr>
-          <w:p>
-            <w:pPr>
-              <w:pStyle w:val="Normal"/>
-            </w:pPr>
-            <w:r>
-              <w:rPr/>
+          </w:tcPr>
+          <w:p>
+            <w:r>
               <w:t>0</w:t>
             </w:r>
           </w:p>
@@ -3295,14 +2282,9 @@
         <w:tc>
           <w:tcPr>
             <w:tcW w:w="3005" w:type="dxa"/>
-            <w:tcMar/>
-          </w:tcPr>
-          <w:p>
-            <w:pPr>
-              <w:pStyle w:val="Normal"/>
-            </w:pPr>
-            <w:r>
-              <w:rPr/>
+          </w:tcPr>
+          <w:p>
+            <w:r>
               <w:t>40000</w:t>
             </w:r>
           </w:p>
@@ -3310,14 +2292,9 @@
         <w:tc>
           <w:tcPr>
             <w:tcW w:w="3005" w:type="dxa"/>
-            <w:tcMar/>
-          </w:tcPr>
-          <w:p>
-            <w:pPr>
-              <w:pStyle w:val="Normal"/>
-            </w:pPr>
-            <w:r>
-              <w:rPr/>
+          </w:tcPr>
+          <w:p>
+            <w:r>
               <w:t>9582</w:t>
             </w:r>
           </w:p>
@@ -3325,14 +2302,9 @@
         <w:tc>
           <w:tcPr>
             <w:tcW w:w="3005" w:type="dxa"/>
-            <w:tcMar/>
-          </w:tcPr>
-          <w:p>
-            <w:pPr>
-              <w:pStyle w:val="Normal"/>
-            </w:pPr>
-            <w:r>
-              <w:rPr/>
+          </w:tcPr>
+          <w:p>
+            <w:r>
               <w:t>0</w:t>
             </w:r>
           </w:p>
@@ -3345,14 +2317,9 @@
         <w:tc>
           <w:tcPr>
             <w:tcW w:w="3005" w:type="dxa"/>
-            <w:tcMar/>
-          </w:tcPr>
-          <w:p>
-            <w:pPr>
-              <w:pStyle w:val="Normal"/>
-            </w:pPr>
-            <w:r>
-              <w:rPr/>
+          </w:tcPr>
+          <w:p>
+            <w:r>
               <w:t>80000</w:t>
             </w:r>
           </w:p>
@@ -3360,14 +2327,9 @@
         <w:tc>
           <w:tcPr>
             <w:tcW w:w="3005" w:type="dxa"/>
-            <w:tcMar/>
-          </w:tcPr>
-          <w:p>
-            <w:pPr>
-              <w:pStyle w:val="Normal"/>
-            </w:pPr>
-            <w:r>
-              <w:rPr/>
+          </w:tcPr>
+          <w:p>
+            <w:r>
               <w:t>38282</w:t>
             </w:r>
           </w:p>
@@ -3375,14 +2337,9 @@
         <w:tc>
           <w:tcPr>
             <w:tcW w:w="3005" w:type="dxa"/>
-            <w:tcMar/>
-          </w:tcPr>
-          <w:p>
-            <w:pPr>
-              <w:pStyle w:val="Normal"/>
-            </w:pPr>
-            <w:r>
-              <w:rPr/>
+          </w:tcPr>
+          <w:p>
+            <w:r>
               <w:t>0</w:t>
             </w:r>
           </w:p>
@@ -3395,14 +2352,9 @@
         <w:tc>
           <w:tcPr>
             <w:tcW w:w="3005" w:type="dxa"/>
-            <w:tcMar/>
-          </w:tcPr>
-          <w:p>
-            <w:pPr>
-              <w:pStyle w:val="Normal"/>
-            </w:pPr>
-            <w:r>
-              <w:rPr/>
+          </w:tcPr>
+          <w:p>
+            <w:r>
               <w:t>160000</w:t>
             </w:r>
           </w:p>
@@ -3410,14 +2362,9 @@
         <w:tc>
           <w:tcPr>
             <w:tcW w:w="3005" w:type="dxa"/>
-            <w:tcMar/>
-          </w:tcPr>
-          <w:p>
-            <w:pPr>
-              <w:pStyle w:val="Normal"/>
-            </w:pPr>
-            <w:r>
-              <w:rPr/>
+          </w:tcPr>
+          <w:p>
+            <w:r>
               <w:t>123081</w:t>
             </w:r>
           </w:p>
@@ -3425,14 +2372,9 @@
         <w:tc>
           <w:tcPr>
             <w:tcW w:w="3005" w:type="dxa"/>
-            <w:tcMar/>
-          </w:tcPr>
-          <w:p>
-            <w:pPr>
-              <w:pStyle w:val="Normal"/>
-            </w:pPr>
-            <w:r>
-              <w:rPr/>
+          </w:tcPr>
+          <w:p>
+            <w:r>
               <w:t>0</w:t>
             </w:r>
           </w:p>
@@ -3445,14 +2387,9 @@
         <w:tc>
           <w:tcPr>
             <w:tcW w:w="3005" w:type="dxa"/>
-            <w:tcMar/>
-          </w:tcPr>
-          <w:p>
-            <w:pPr>
-              <w:pStyle w:val="Normal"/>
-            </w:pPr>
-            <w:r>
-              <w:rPr/>
+          </w:tcPr>
+          <w:p>
+            <w:r>
               <w:t>320000</w:t>
             </w:r>
           </w:p>
@@ -3460,14 +2397,9 @@
         <w:tc>
           <w:tcPr>
             <w:tcW w:w="3005" w:type="dxa"/>
-            <w:tcMar/>
-          </w:tcPr>
-          <w:p>
-            <w:pPr>
-              <w:pStyle w:val="Normal"/>
-            </w:pPr>
-            <w:r>
-              <w:rPr/>
+          </w:tcPr>
+          <w:p>
+            <w:r>
               <w:t>612996</w:t>
             </w:r>
           </w:p>
@@ -3475,14 +2407,9 @@
         <w:tc>
           <w:tcPr>
             <w:tcW w:w="3005" w:type="dxa"/>
-            <w:tcMar/>
-          </w:tcPr>
-          <w:p>
-            <w:pPr>
-              <w:pStyle w:val="Normal"/>
-            </w:pPr>
-            <w:r>
-              <w:rPr/>
+          </w:tcPr>
+          <w:p>
+            <w:r>
               <w:t>0</w:t>
             </w:r>
           </w:p>
@@ -3495,14 +2422,9 @@
         <w:tc>
           <w:tcPr>
             <w:tcW w:w="3005" w:type="dxa"/>
-            <w:tcMar/>
-          </w:tcPr>
-          <w:p>
-            <w:pPr>
-              <w:pStyle w:val="Normal"/>
-            </w:pPr>
-            <w:r>
-              <w:rPr/>
+          </w:tcPr>
+          <w:p>
+            <w:r>
               <w:t>640000</w:t>
             </w:r>
           </w:p>
@@ -3510,14 +2432,9 @@
         <w:tc>
           <w:tcPr>
             <w:tcW w:w="3005" w:type="dxa"/>
-            <w:tcMar/>
-          </w:tcPr>
-          <w:p>
-            <w:pPr>
-              <w:pStyle w:val="Normal"/>
-            </w:pPr>
-            <w:r>
-              <w:rPr/>
+          </w:tcPr>
+          <w:p>
+            <w:r>
               <w:t>2452972</w:t>
             </w:r>
           </w:p>
@@ -3525,14 +2442,9 @@
         <w:tc>
           <w:tcPr>
             <w:tcW w:w="3005" w:type="dxa"/>
-            <w:tcMar/>
-          </w:tcPr>
-          <w:p>
-            <w:pPr>
-              <w:pStyle w:val="Normal"/>
-            </w:pPr>
-            <w:r>
-              <w:rPr/>
+          </w:tcPr>
+          <w:p>
+            <w:r>
               <w:t>12</w:t>
             </w:r>
           </w:p>
@@ -3545,14 +2457,9 @@
         <w:tc>
           <w:tcPr>
             <w:tcW w:w="3005" w:type="dxa"/>
-            <w:tcMar/>
-          </w:tcPr>
-          <w:p>
-            <w:pPr>
-              <w:pStyle w:val="Normal"/>
-            </w:pPr>
-            <w:r>
-              <w:rPr/>
+          </w:tcPr>
+          <w:p>
+            <w:r>
               <w:t>1280000</w:t>
             </w:r>
           </w:p>
@@ -3560,14 +2467,9 @@
         <w:tc>
           <w:tcPr>
             <w:tcW w:w="3005" w:type="dxa"/>
-            <w:tcMar/>
-          </w:tcPr>
-          <w:p>
-            <w:pPr>
-              <w:pStyle w:val="Normal"/>
-            </w:pPr>
-            <w:r>
-              <w:rPr/>
+          </w:tcPr>
+          <w:p>
+            <w:r>
               <w:t>Fdt</w:t>
             </w:r>
           </w:p>
@@ -3575,14 +2477,9 @@
         <w:tc>
           <w:tcPr>
             <w:tcW w:w="3005" w:type="dxa"/>
-            <w:tcMar/>
-          </w:tcPr>
-          <w:p>
-            <w:pPr>
-              <w:pStyle w:val="Normal"/>
-            </w:pPr>
-            <w:r>
-              <w:rPr/>
+          </w:tcPr>
+          <w:p>
+            <w:r>
               <w:t>12</w:t>
             </w:r>
           </w:p>
@@ -3595,14 +2492,9 @@
         <w:tc>
           <w:tcPr>
             <w:tcW w:w="3005" w:type="dxa"/>
-            <w:tcMar/>
-          </w:tcPr>
-          <w:p>
-            <w:pPr>
-              <w:pStyle w:val="Normal"/>
-            </w:pPr>
-            <w:r>
-              <w:rPr/>
+          </w:tcPr>
+          <w:p>
+            <w:r>
               <w:t>2560000</w:t>
             </w:r>
           </w:p>
@@ -3610,14 +2502,9 @@
         <w:tc>
           <w:tcPr>
             <w:tcW w:w="3005" w:type="dxa"/>
-            <w:tcMar/>
-          </w:tcPr>
-          <w:p>
-            <w:pPr>
-              <w:pStyle w:val="Normal"/>
-            </w:pPr>
-            <w:r>
-              <w:rPr/>
+          </w:tcPr>
+          <w:p>
+            <w:r>
               <w:t>Fdt</w:t>
             </w:r>
           </w:p>
@@ -3625,14 +2512,9 @@
         <w:tc>
           <w:tcPr>
             <w:tcW w:w="3005" w:type="dxa"/>
-            <w:tcMar/>
-          </w:tcPr>
-          <w:p>
-            <w:pPr>
-              <w:pStyle w:val="Normal"/>
-            </w:pPr>
-            <w:r>
-              <w:rPr/>
+          </w:tcPr>
+          <w:p>
+            <w:r>
               <w:t>20</w:t>
             </w:r>
           </w:p>
@@ -3645,14 +2527,9 @@
         <w:tc>
           <w:tcPr>
             <w:tcW w:w="3005" w:type="dxa"/>
-            <w:tcMar/>
-          </w:tcPr>
-          <w:p>
-            <w:pPr>
-              <w:pStyle w:val="Normal"/>
-            </w:pPr>
-            <w:r>
-              <w:rPr/>
+          </w:tcPr>
+          <w:p>
+            <w:r>
               <w:t>5120000</w:t>
             </w:r>
           </w:p>
@@ -3660,14 +2537,9 @@
         <w:tc>
           <w:tcPr>
             <w:tcW w:w="3005" w:type="dxa"/>
-            <w:tcMar/>
-          </w:tcPr>
-          <w:p>
-            <w:pPr>
-              <w:pStyle w:val="Normal"/>
-            </w:pPr>
-            <w:r>
-              <w:rPr/>
+          </w:tcPr>
+          <w:p>
+            <w:r>
               <w:t>Fdt</w:t>
             </w:r>
           </w:p>
@@ -3675,14 +2547,9 @@
         <w:tc>
           <w:tcPr>
             <w:tcW w:w="3005" w:type="dxa"/>
-            <w:tcMar/>
-          </w:tcPr>
-          <w:p>
-            <w:pPr>
-              <w:pStyle w:val="Normal"/>
-            </w:pPr>
-            <w:r>
-              <w:rPr/>
+          </w:tcPr>
+          <w:p>
+            <w:r>
               <w:t>43</w:t>
             </w:r>
           </w:p>
@@ -3695,14 +2562,9 @@
         <w:tc>
           <w:tcPr>
             <w:tcW w:w="3005" w:type="dxa"/>
-            <w:tcMar/>
-          </w:tcPr>
-          <w:p>
-            <w:pPr>
-              <w:pStyle w:val="Normal"/>
-            </w:pPr>
-            <w:r>
-              <w:rPr/>
+          </w:tcPr>
+          <w:p>
+            <w:r>
               <w:t>10240000</w:t>
             </w:r>
           </w:p>
@@ -3710,14 +2572,9 @@
         <w:tc>
           <w:tcPr>
             <w:tcW w:w="3005" w:type="dxa"/>
-            <w:tcMar/>
-          </w:tcPr>
-          <w:p>
-            <w:pPr>
-              <w:pStyle w:val="Normal"/>
-            </w:pPr>
-            <w:r>
-              <w:rPr/>
+          </w:tcPr>
+          <w:p>
+            <w:r>
               <w:t>Fdt</w:t>
             </w:r>
           </w:p>
@@ -3725,14 +2582,9 @@
         <w:tc>
           <w:tcPr>
             <w:tcW w:w="3005" w:type="dxa"/>
-            <w:tcMar/>
-          </w:tcPr>
-          <w:p>
-            <w:pPr>
-              <w:pStyle w:val="Normal"/>
-            </w:pPr>
-            <w:r>
-              <w:rPr/>
+          </w:tcPr>
+          <w:p>
+            <w:r>
               <w:t>83</w:t>
             </w:r>
           </w:p>
@@ -3745,14 +2597,9 @@
         <w:tc>
           <w:tcPr>
             <w:tcW w:w="3005" w:type="dxa"/>
-            <w:tcMar/>
-          </w:tcPr>
-          <w:p>
-            <w:pPr>
-              <w:pStyle w:val="Normal"/>
-            </w:pPr>
-            <w:r>
-              <w:rPr/>
+          </w:tcPr>
+          <w:p>
+            <w:r>
               <w:t>20480000</w:t>
             </w:r>
           </w:p>
@@ -3760,14 +2607,9 @@
         <w:tc>
           <w:tcPr>
             <w:tcW w:w="3005" w:type="dxa"/>
-            <w:tcMar/>
-          </w:tcPr>
-          <w:p>
-            <w:pPr>
-              <w:pStyle w:val="Normal"/>
-            </w:pPr>
-            <w:r>
-              <w:rPr/>
+          </w:tcPr>
+          <w:p>
+            <w:r>
               <w:t>Fdt</w:t>
             </w:r>
           </w:p>
@@ -3775,14 +2617,9 @@
         <w:tc>
           <w:tcPr>
             <w:tcW w:w="3005" w:type="dxa"/>
-            <w:tcMar/>
-          </w:tcPr>
-          <w:p>
-            <w:pPr>
-              <w:pStyle w:val="Normal"/>
-            </w:pPr>
-            <w:r>
-              <w:rPr/>
+          </w:tcPr>
+          <w:p>
+            <w:r>
               <w:t>162</w:t>
             </w:r>
           </w:p>
@@ -3795,14 +2632,9 @@
         <w:tc>
           <w:tcPr>
             <w:tcW w:w="3005" w:type="dxa"/>
-            <w:tcMar/>
-          </w:tcPr>
-          <w:p>
-            <w:pPr>
-              <w:pStyle w:val="Normal"/>
-            </w:pPr>
-            <w:r>
-              <w:rPr/>
+          </w:tcPr>
+          <w:p>
+            <w:r>
               <w:t>40960000</w:t>
             </w:r>
           </w:p>
@@ -3810,14 +2642,9 @@
         <w:tc>
           <w:tcPr>
             <w:tcW w:w="3005" w:type="dxa"/>
-            <w:tcMar/>
-          </w:tcPr>
-          <w:p>
-            <w:pPr>
-              <w:pStyle w:val="Normal"/>
-            </w:pPr>
-            <w:r>
-              <w:rPr/>
+          </w:tcPr>
+          <w:p>
+            <w:r>
               <w:t>Fdt</w:t>
             </w:r>
           </w:p>
@@ -3825,14 +2652,9 @@
         <w:tc>
           <w:tcPr>
             <w:tcW w:w="3005" w:type="dxa"/>
-            <w:tcMar/>
-          </w:tcPr>
-          <w:p>
-            <w:pPr>
-              <w:pStyle w:val="Normal"/>
-            </w:pPr>
-            <w:r>
-              <w:rPr/>
+          </w:tcPr>
+          <w:p>
+            <w:r>
               <w:t>359</w:t>
             </w:r>
           </w:p>
@@ -3845,14 +2667,9 @@
         <w:tc>
           <w:tcPr>
             <w:tcW w:w="3005" w:type="dxa"/>
-            <w:tcMar/>
-          </w:tcPr>
-          <w:p>
-            <w:pPr>
-              <w:pStyle w:val="Normal"/>
-            </w:pPr>
-            <w:r>
-              <w:rPr/>
+          </w:tcPr>
+          <w:p>
+            <w:r>
               <w:t>81920000</w:t>
             </w:r>
           </w:p>
@@ -3860,14 +2677,9 @@
         <w:tc>
           <w:tcPr>
             <w:tcW w:w="3005" w:type="dxa"/>
-            <w:tcMar/>
-          </w:tcPr>
-          <w:p>
-            <w:pPr>
-              <w:pStyle w:val="Normal"/>
-            </w:pPr>
-            <w:r>
-              <w:rPr/>
+          </w:tcPr>
+          <w:p>
+            <w:r>
               <w:t>Fdt</w:t>
             </w:r>
           </w:p>
@@ -3875,14 +2687,9 @@
         <w:tc>
           <w:tcPr>
             <w:tcW w:w="3005" w:type="dxa"/>
-            <w:tcMar/>
-          </w:tcPr>
-          <w:p>
-            <w:pPr>
-              <w:pStyle w:val="Normal"/>
-            </w:pPr>
-            <w:r>
-              <w:rPr/>
+          </w:tcPr>
+          <w:p>
+            <w:r>
               <w:t>680</w:t>
             </w:r>
           </w:p>
@@ -3891,26 +2698,30 @@
     </w:tbl>
     <w:p>
       <w:pPr>
-        <w:spacing w:before="0" w:beforeAutospacing="off" w:after="0" w:afterAutospacing="off"/>
+        <w:spacing w:after="0"/>
       </w:pPr>
       <w:r>
+        <w:rPr>
+          <w:noProof/>
+        </w:rPr>
+        <w:lastRenderedPageBreak/>
         <w:drawing>
-          <wp:inline wp14:editId="05BC0EBA" wp14:anchorId="36148F99">
+          <wp:inline distT="0" distB="0" distL="0" distR="0" wp14:anchorId="36148F99" wp14:editId="05BC0EBA">
             <wp:extent cx="4591050" cy="2762250"/>
             <wp:effectExtent l="0" t="0" r="0" b="0"/>
             <wp:docPr id="543819888" name="drawing"/>
             <wp:cNvGraphicFramePr>
-              <a:graphicFrameLocks noChangeAspect="1"/>
+              <a:graphicFrameLocks xmlns:a="http://schemas.openxmlformats.org/drawingml/2006/main" noChangeAspect="1"/>
             </wp:cNvGraphicFramePr>
-            <a:graphic>
-              <a:graphicData xmlns:a="http://schemas.openxmlformats.org/drawingml/2006/main" uri="http://schemas.openxmlformats.org/drawingml/2006/picture">
+            <a:graphic xmlns:a="http://schemas.openxmlformats.org/drawingml/2006/main">
+              <a:graphicData uri="http://schemas.openxmlformats.org/drawingml/2006/picture">
                 <pic:pic xmlns:pic="http://schemas.openxmlformats.org/drawingml/2006/picture">
                   <pic:nvPicPr>
                     <pic:cNvPr id="543819888" name="Picture 543819888"/>
                     <pic:cNvPicPr/>
                   </pic:nvPicPr>
                   <pic:blipFill>
-                    <a:blip xmlns:r="http://schemas.openxmlformats.org/officeDocument/2006/relationships" r:embed="rId77236498">
+                    <a:blip r:embed="rId23">
                       <a:extLst>
                         <a:ext uri="{28A0092B-C50C-407E-A947-70E740481C1C}">
                           <a14:useLocalDpi xmlns:a14="http://schemas.microsoft.com/office/drawing/2010/main"/>
@@ -3937,33 +2748,32 @@
         </w:drawing>
       </w:r>
     </w:p>
+    <w:p/>
     <w:p>
       <w:pPr>
-        <w:pStyle w:val="Normal"/>
+        <w:spacing w:after="0"/>
       </w:pPr>
-    </w:p>
-    <w:p>
-      <w:pPr>
-        <w:spacing w:before="0" w:beforeAutospacing="off" w:after="0" w:afterAutospacing="off"/>
-      </w:pPr>
-      <w:r>
+      <w:r>
+        <w:rPr>
+          <w:noProof/>
+        </w:rPr>
         <w:drawing>
-          <wp:inline wp14:editId="3B45407B" wp14:anchorId="2D6FAAC2">
+          <wp:inline distT="0" distB="0" distL="0" distR="0" wp14:anchorId="2D6FAAC2" wp14:editId="3B45407B">
             <wp:extent cx="4591050" cy="2762250"/>
             <wp:effectExtent l="0" t="0" r="0" b="0"/>
             <wp:docPr id="508214568" name="drawing"/>
             <wp:cNvGraphicFramePr>
-              <a:graphicFrameLocks noChangeAspect="1"/>
+              <a:graphicFrameLocks xmlns:a="http://schemas.openxmlformats.org/drawingml/2006/main" noChangeAspect="1"/>
             </wp:cNvGraphicFramePr>
-            <a:graphic>
-              <a:graphicData xmlns:a="http://schemas.openxmlformats.org/drawingml/2006/main" uri="http://schemas.openxmlformats.org/drawingml/2006/picture">
+            <a:graphic xmlns:a="http://schemas.openxmlformats.org/drawingml/2006/main">
+              <a:graphicData uri="http://schemas.openxmlformats.org/drawingml/2006/picture">
                 <pic:pic xmlns:pic="http://schemas.openxmlformats.org/drawingml/2006/picture">
                   <pic:nvPicPr>
                     <pic:cNvPr id="508214568" name="Picture 508214568"/>
                     <pic:cNvPicPr/>
                   </pic:nvPicPr>
                   <pic:blipFill>
-                    <a:blip xmlns:r="http://schemas.openxmlformats.org/officeDocument/2006/relationships" r:embed="rId355171910">
+                    <a:blip r:embed="rId24">
                       <a:extLst>
                         <a:ext uri="{28A0092B-C50C-407E-A947-70E740481C1C}">
                           <a14:useLocalDpi xmlns:a14="http://schemas.microsoft.com/office/drawing/2010/main"/>
@@ -3990,167 +2800,82 @@
         </w:drawing>
       </w:r>
     </w:p>
+    <w:p/>
+    <w:p>
+      <w:r>
+        <w:t xml:space="preserve">(Aunque la práctica especifique que más de un minuto se considera fuera de tiempo, he decidido coger más valores para que se vean mejor los datos </w:t>
+      </w:r>
+      <w:r>
+        <w:t>obtenidos).</w:t>
+      </w:r>
+    </w:p>
     <w:p>
       <w:pPr>
-        <w:pStyle w:val="Normal"/>
+        <w:pStyle w:val="Ttulo2"/>
       </w:pPr>
-    </w:p>
+      <w:r>
+        <w:t>Una vez rellenadas ambas tablas, concluya si los tiempos obtenidos sintonizan con lo esperado, según la complejidad temporal computacional de las diferentes operaciones.</w:t>
+      </w:r>
+    </w:p>
+    <w:p>
+      <w:r>
+        <w:t>Los resultados concuerdan con lo esperado. Tmáximo</w:t>
+      </w:r>
+      <w:r>
+        <w:t>, TSuma, TCoincidencias2 son O(n) mientras que TCoincidencias1 es O(n^2).</w:t>
+      </w:r>
+    </w:p>
+    <w:p/>
+    <w:p/>
+    <w:p/>
+    <w:p/>
+    <w:p/>
+    <w:p/>
+    <w:p/>
+    <w:p/>
     <w:p>
       <w:pPr>
-        <w:pStyle w:val="Normal"/>
+        <w:pStyle w:val="Ttulo2"/>
       </w:pPr>
       <w:r>
-        <w:rPr/>
-        <w:t xml:space="preserve">(Aunque la práctica especifique que más de un minuto se considera fuera de tiempo, he decidido coger más valores para que se vean mejor los datos </w:t>
-      </w:r>
-      <w:r>
-        <w:rPr/>
-        <w:t>obtenidos).</w:t>
-      </w:r>
-    </w:p>
-    <w:p>
-      <w:pPr>
-        <w:pStyle w:val="Heading2"/>
-      </w:pPr>
+        <w:t>Indique las características principales (procesador, memoria) del ordenador donde se han medido tiempos.</w:t>
+      </w:r>
+    </w:p>
+    <w:p>
       <w:r>
         <w:rPr>
-          <w:noProof w:val="0"/>
-          <w:lang w:val="es-ES"/>
+          <w:noProof/>
         </w:rPr>
-        <w:t>Una vez rellenadas ambas tablas, concluya si los tiempos obtenidos sintonizan con lo esperado, según la complejidad temporal computacional de las diferentes operaciones.</w:t>
-      </w:r>
-    </w:p>
-    <w:p>
-      <w:pPr>
-        <w:pStyle w:val="Normal"/>
-        <w:rPr>
-          <w:noProof w:val="0"/>
-          <w:lang w:val="es-ES"/>
-        </w:rPr>
-      </w:pPr>
-      <w:r>
-        <w:rPr>
-          <w:noProof w:val="0"/>
-          <w:lang w:val="es-ES"/>
-        </w:rPr>
-        <w:t xml:space="preserve">Los resultados concuerdan con lo esperado. </w:t>
-      </w:r>
-      <w:r>
-        <w:rPr>
-          <w:noProof w:val="0"/>
-          <w:lang w:val="es-ES"/>
-        </w:rPr>
-        <w:t>Tmáximo</w:t>
-      </w:r>
-      <w:r>
-        <w:rPr>
-          <w:noProof w:val="0"/>
-          <w:lang w:val="es-ES"/>
-        </w:rPr>
-        <w:t xml:space="preserve">, </w:t>
-      </w:r>
-      <w:r>
-        <w:rPr>
-          <w:noProof w:val="0"/>
-          <w:lang w:val="es-ES"/>
-        </w:rPr>
-        <w:t>TSuma</w:t>
-      </w:r>
-      <w:r>
-        <w:rPr>
-          <w:noProof w:val="0"/>
-          <w:lang w:val="es-ES"/>
-        </w:rPr>
-        <w:t>, TCoincidencias2 son O(n) mientras que TCoincidencias1 es O(n^2).</w:t>
-      </w:r>
-    </w:p>
-    <w:p>
-      <w:pPr>
-        <w:pStyle w:val="Normal"/>
-      </w:pPr>
-    </w:p>
-    <w:p>
-      <w:pPr>
-        <w:pStyle w:val="Normal"/>
-      </w:pPr>
-    </w:p>
-    <w:p>
-      <w:pPr>
-        <w:pStyle w:val="Normal"/>
-      </w:pPr>
-    </w:p>
-    <w:p>
-      <w:pPr>
-        <w:pStyle w:val="Normal"/>
-      </w:pPr>
-    </w:p>
-    <w:p>
-      <w:pPr>
-        <w:pStyle w:val="Normal"/>
-      </w:pPr>
-    </w:p>
-    <w:p>
-      <w:pPr>
-        <w:pStyle w:val="Normal"/>
-      </w:pPr>
-    </w:p>
-    <w:p>
-      <w:pPr>
-        <w:pStyle w:val="Normal"/>
-      </w:pPr>
-    </w:p>
-    <w:p>
-      <w:pPr>
-        <w:pStyle w:val="Normal"/>
-      </w:pPr>
-    </w:p>
-    <w:p>
-      <w:pPr>
-        <w:pStyle w:val="Heading2"/>
-      </w:pPr>
-      <w:r>
-        <w:rPr>
-          <w:noProof w:val="0"/>
-          <w:lang w:val="es-ES"/>
-        </w:rPr>
-        <w:t>Indique las características principales (procesador, memoria) del ordenador donde se han medido tiempos.</w:t>
-      </w:r>
-    </w:p>
-    <w:p>
-      <w:pPr>
-        <w:pStyle w:val="Normal"/>
-      </w:pPr>
-      <w:r>
         <w:drawing>
-          <wp:inline wp14:editId="6662FDAB" wp14:anchorId="358710EB">
+          <wp:inline distT="0" distB="0" distL="0" distR="0" wp14:anchorId="358710EB" wp14:editId="6662FDAB">
             <wp:extent cx="4543441" cy="2895669"/>
             <wp:effectExtent l="0" t="0" r="0" b="0"/>
             <wp:docPr id="885691783" name="drawing"/>
             <wp:cNvGraphicFramePr>
-              <a:graphicFrameLocks noChangeAspect="1"/>
+              <a:graphicFrameLocks xmlns:a="http://schemas.openxmlformats.org/drawingml/2006/main" noChangeAspect="1"/>
             </wp:cNvGraphicFramePr>
-            <a:graphic>
-              <a:graphicData xmlns:a="http://schemas.openxmlformats.org/drawingml/2006/main" uri="http://schemas.openxmlformats.org/drawingml/2006/picture">
+            <a:graphic xmlns:a="http://schemas.openxmlformats.org/drawingml/2006/main">
+              <a:graphicData uri="http://schemas.openxmlformats.org/drawingml/2006/picture">
                 <pic:pic xmlns:pic="http://schemas.openxmlformats.org/drawingml/2006/picture">
                   <pic:nvPicPr>
                     <pic:cNvPr id="885691783" name="Picture 885691783"/>
                     <pic:cNvPicPr/>
                   </pic:nvPicPr>
                   <pic:blipFill>
-                    <a:blip xmlns:r="http://schemas.openxmlformats.org/officeDocument/2006/relationships" r:embed="rId188727899">
+                    <a:blip r:embed="rId25">
                       <a:extLst>
                         <a:ext uri="{28A0092B-C50C-407E-A947-70E740481C1C}">
                           <a14:useLocalDpi xmlns:a14="http://schemas.microsoft.com/office/drawing/2010/main"/>
                         </a:ext>
                       </a:extLst>
                     </a:blip>
-                    <a:srcRect l="20632" t="12765" r="0" b="6382"/>
+                    <a:srcRect l="20632" t="12765" b="6382"/>
                     <a:stretch>
                       <a:fillRect/>
                     </a:stretch>
                   </pic:blipFill>
                   <pic:spPr>
-                    <a:xfrm rot="0">
+                    <a:xfrm>
                       <a:off x="0" y="0"/>
                       <a:ext cx="4543441" cy="2895669"/>
                     </a:xfrm>
@@ -4166,40 +2891,40 @@
       </w:r>
     </w:p>
     <w:p>
-      <w:pPr>
-        <w:pStyle w:val="Normal"/>
-      </w:pPr>
-      <w:r>
+      <w:r>
+        <w:rPr>
+          <w:noProof/>
+        </w:rPr>
         <w:drawing>
-          <wp:inline wp14:editId="767A202D" wp14:anchorId="4FE3CCE8">
+          <wp:inline distT="0" distB="0" distL="0" distR="0" wp14:anchorId="4FE3CCE8" wp14:editId="767A202D">
             <wp:extent cx="4553001" cy="2914687"/>
             <wp:effectExtent l="0" t="0" r="0" b="0"/>
             <wp:docPr id="844097624" name="drawing"/>
             <wp:cNvGraphicFramePr>
-              <a:graphicFrameLocks noChangeAspect="1"/>
+              <a:graphicFrameLocks xmlns:a="http://schemas.openxmlformats.org/drawingml/2006/main" noChangeAspect="1"/>
             </wp:cNvGraphicFramePr>
-            <a:graphic>
-              <a:graphicData xmlns:a="http://schemas.openxmlformats.org/drawingml/2006/main" uri="http://schemas.openxmlformats.org/drawingml/2006/picture">
+            <a:graphic xmlns:a="http://schemas.openxmlformats.org/drawingml/2006/main">
+              <a:graphicData uri="http://schemas.openxmlformats.org/drawingml/2006/picture">
                 <pic:pic xmlns:pic="http://schemas.openxmlformats.org/drawingml/2006/picture">
                   <pic:nvPicPr>
                     <pic:cNvPr id="844097624" name="Picture 844097624"/>
                     <pic:cNvPicPr/>
                   </pic:nvPicPr>
                   <pic:blipFill>
-                    <a:blip xmlns:r="http://schemas.openxmlformats.org/officeDocument/2006/relationships" r:embed="rId1150581789">
+                    <a:blip r:embed="rId26">
                       <a:extLst>
                         <a:ext uri="{28A0092B-C50C-407E-A947-70E740481C1C}">
                           <a14:useLocalDpi xmlns:a14="http://schemas.microsoft.com/office/drawing/2010/main"/>
                         </a:ext>
                       </a:extLst>
                     </a:blip>
-                    <a:srcRect l="20465" t="11170" r="0" b="7446"/>
+                    <a:srcRect l="20465" t="11170" b="7446"/>
                     <a:stretch>
                       <a:fillRect/>
                     </a:stretch>
                   </pic:blipFill>
                   <pic:spPr>
-                    <a:xfrm rot="0">
+                    <a:xfrm>
                       <a:off x="0" y="0"/>
                       <a:ext cx="4553001" cy="2914687"/>
                     </a:xfrm>
@@ -4215,7 +2940,7 @@
       </w:r>
     </w:p>
     <w:sectPr>
-      <w:pgSz w:w="11906" w:h="16838" w:orient="portrait"/>
+      <w:pgSz w:w="11906" w:h="16838"/>
       <w:pgMar w:top="1440" w:right="1440" w:bottom="1440" w:left="1440" w:header="720" w:footer="720" w:gutter="0"/>
       <w:cols w:space="720"/>
       <w:docGrid w:linePitch="360"/>
@@ -4224,35 +2949,12 @@
 </w:document>
 </file>
 
-<file path=word/intelligence2.xml><?xml version="1.0" encoding="utf-8"?>
-<int2:intelligence xmlns:int2="http://schemas.microsoft.com/office/intelligence/2020/intelligence">
-  <int2:observations>
-    <int2:textHash int2:hashCode="svuEhz50SYGjiL" int2:id="HNcQxGqd">
-      <int2:state int2:type="spell" int2:value="Rejected"/>
-    </int2:textHash>
-    <int2:textHash int2:hashCode="5Hboxsrqr+FF5K" int2:id="HJvruPEi">
-      <int2:state int2:type="spell" int2:value="Rejected"/>
-    </int2:textHash>
-    <int2:textHash int2:hashCode="MlOwmccD/yWdFj" int2:id="bNzvihyD">
-      <int2:state int2:type="spell" int2:value="Rejected"/>
-    </int2:textHash>
-    <int2:textHash int2:hashCode="RvirfAz/nffNEk" int2:id="xrX1GCHl">
-      <int2:state int2:type="spell" int2:value="Rejected"/>
-    </int2:textHash>
-    <int2:bookmark int2:bookmarkName="_Int_kj1xw8ol" int2:invalidationBookmarkName="" int2:hashCode="uplBYADQ8Phv8+" int2:id="IT1REbYW">
-      <int2:state int2:type="gram" int2:value="Rejected"/>
-    </int2:bookmark>
-  </int2:observations>
-  <int2:intelligenceSettings/>
-</int2:intelligence>
-</file>
-
 <file path=word/styles.xml><?xml version="1.0" encoding="utf-8"?>
-<w:styles xmlns:wp14="http://schemas.microsoft.com/office/word/2010/wordprocessingDrawing" xmlns:mc="http://schemas.openxmlformats.org/markup-compatibility/2006" xmlns:r="http://schemas.openxmlformats.org/officeDocument/2006/relationships" xmlns:w="http://schemas.openxmlformats.org/wordprocessingml/2006/main" xmlns:w14="http://schemas.microsoft.com/office/word/2010/wordml" xmlns:w15="http://schemas.microsoft.com/office/word/2012/wordml" xmlns:w16se="http://schemas.microsoft.com/office/word/2015/wordml/symex" xmlns:w16cid="http://schemas.microsoft.com/office/word/2016/wordml/cid" xmlns:w16="http://schemas.microsoft.com/office/word/2018/wordml" xmlns:w16cex="http://schemas.microsoft.com/office/word/2018/wordml/cex" xmlns:w16sdtdh="http://schemas.microsoft.com/office/word/2020/wordml/sdtdatahash" xmlns:w16sdtfl="http://schemas.microsoft.com/office/word/2024/wordml/sdtformatlock" mc:Ignorable="w14 w15 wp14 w16se w16cid w16 w16cex w16sdtdh w16sdtfl">
+<w:styles xmlns:mc="http://schemas.openxmlformats.org/markup-compatibility/2006" xmlns:r="http://schemas.openxmlformats.org/officeDocument/2006/relationships" xmlns:w="http://schemas.openxmlformats.org/wordprocessingml/2006/main" xmlns:w14="http://schemas.microsoft.com/office/word/2010/wordml" xmlns:w15="http://schemas.microsoft.com/office/word/2012/wordml" xmlns:w16cex="http://schemas.microsoft.com/office/word/2018/wordml/cex" xmlns:w16cid="http://schemas.microsoft.com/office/word/2016/wordml/cid" xmlns:w16="http://schemas.microsoft.com/office/word/2018/wordml" xmlns:w16du="http://schemas.microsoft.com/office/word/2023/wordml/word16du" xmlns:w16sdtdh="http://schemas.microsoft.com/office/word/2020/wordml/sdtdatahash" xmlns:w16sdtfl="http://schemas.microsoft.com/office/word/2024/wordml/sdtformatlock" xmlns:w16se="http://schemas.microsoft.com/office/word/2015/wordml/symex" mc:Ignorable="w14 w15 w16se w16cid w16 w16cex w16sdtdh w16sdtfl w16du">
   <w:docDefaults>
     <w:rPrDefault>
       <w:rPr>
-        <w:rFonts w:asciiTheme="minorHAnsi" w:hAnsiTheme="minorHAnsi" w:eastAsiaTheme="minorHAnsi" w:cstheme="minorBidi"/>
+        <w:rFonts w:asciiTheme="minorHAnsi" w:eastAsiaTheme="minorHAnsi" w:hAnsiTheme="minorHAnsi" w:cstheme="minorBidi"/>
         <w:sz w:val="24"/>
         <w:szCs w:val="24"/>
         <w:lang w:val="es-ES" w:eastAsia="en-US" w:bidi="ar-SA"/>
@@ -4264,17 +2966,17 @@
       </w:pPr>
     </w:pPrDefault>
   </w:docDefaults>
-  <w:latentStyles w:defLockedState="0" w:defUIPriority="99" w:defSemiHidden="0" w:defUnhideWhenUsed="0" w:defQFormat="0" w:count="371">
+  <w:latentStyles w:defLockedState="0" w:defUIPriority="99" w:defSemiHidden="0" w:defUnhideWhenUsed="0" w:defQFormat="0" w:count="376">
     <w:lsdException w:name="Normal" w:uiPriority="0" w:qFormat="1"/>
     <w:lsdException w:name="heading 1" w:uiPriority="9" w:qFormat="1"/>
-    <w:lsdException w:name="heading 2" w:uiPriority="9" w:semiHidden="1" w:unhideWhenUsed="1" w:qFormat="1"/>
-    <w:lsdException w:name="heading 3" w:uiPriority="9" w:semiHidden="1" w:unhideWhenUsed="1" w:qFormat="1"/>
-    <w:lsdException w:name="heading 4" w:uiPriority="9" w:semiHidden="1" w:unhideWhenUsed="1" w:qFormat="1"/>
-    <w:lsdException w:name="heading 5" w:uiPriority="9" w:semiHidden="1" w:unhideWhenUsed="1" w:qFormat="1"/>
-    <w:lsdException w:name="heading 6" w:uiPriority="9" w:semiHidden="1" w:unhideWhenUsed="1" w:qFormat="1"/>
-    <w:lsdException w:name="heading 7" w:uiPriority="9" w:semiHidden="1" w:unhideWhenUsed="1" w:qFormat="1"/>
-    <w:lsdException w:name="heading 8" w:uiPriority="9" w:semiHidden="1" w:unhideWhenUsed="1" w:qFormat="1"/>
-    <w:lsdException w:name="heading 9" w:uiPriority="9" w:semiHidden="1" w:unhideWhenUsed="1" w:qFormat="1"/>
+    <w:lsdException w:name="heading 2" w:semiHidden="1" w:uiPriority="9" w:unhideWhenUsed="1" w:qFormat="1"/>
+    <w:lsdException w:name="heading 3" w:semiHidden="1" w:uiPriority="9" w:unhideWhenUsed="1" w:qFormat="1"/>
+    <w:lsdException w:name="heading 4" w:semiHidden="1" w:uiPriority="9" w:unhideWhenUsed="1" w:qFormat="1"/>
+    <w:lsdException w:name="heading 5" w:semiHidden="1" w:uiPriority="9" w:unhideWhenUsed="1" w:qFormat="1"/>
+    <w:lsdException w:name="heading 6" w:semiHidden="1" w:uiPriority="9" w:unhideWhenUsed="1" w:qFormat="1"/>
+    <w:lsdException w:name="heading 7" w:semiHidden="1" w:uiPriority="9" w:unhideWhenUsed="1" w:qFormat="1"/>
+    <w:lsdException w:name="heading 8" w:semiHidden="1" w:uiPriority="9" w:unhideWhenUsed="1" w:qFormat="1"/>
+    <w:lsdException w:name="heading 9" w:semiHidden="1" w:uiPriority="9" w:unhideWhenUsed="1" w:qFormat="1"/>
     <w:lsdException w:name="index 1" w:semiHidden="1" w:unhideWhenUsed="1"/>
     <w:lsdException w:name="index 2" w:semiHidden="1" w:unhideWhenUsed="1"/>
     <w:lsdException w:name="index 3" w:semiHidden="1" w:unhideWhenUsed="1"/>
@@ -4284,22 +2986,22 @@
     <w:lsdException w:name="index 7" w:semiHidden="1" w:unhideWhenUsed="1"/>
     <w:lsdException w:name="index 8" w:semiHidden="1" w:unhideWhenUsed="1"/>
     <w:lsdException w:name="index 9" w:semiHidden="1" w:unhideWhenUsed="1"/>
-    <w:lsdException w:name="toc 1" w:uiPriority="39" w:semiHidden="1" w:unhideWhenUsed="1"/>
-    <w:lsdException w:name="toc 2" w:uiPriority="39" w:semiHidden="1" w:unhideWhenUsed="1"/>
-    <w:lsdException w:name="toc 3" w:uiPriority="39" w:semiHidden="1" w:unhideWhenUsed="1"/>
-    <w:lsdException w:name="toc 4" w:uiPriority="39" w:semiHidden="1" w:unhideWhenUsed="1"/>
-    <w:lsdException w:name="toc 5" w:uiPriority="39" w:semiHidden="1" w:unhideWhenUsed="1"/>
-    <w:lsdException w:name="toc 6" w:uiPriority="39" w:semiHidden="1" w:unhideWhenUsed="1"/>
-    <w:lsdException w:name="toc 7" w:uiPriority="39" w:semiHidden="1" w:unhideWhenUsed="1"/>
-    <w:lsdException w:name="toc 8" w:uiPriority="39" w:semiHidden="1" w:unhideWhenUsed="1"/>
-    <w:lsdException w:name="toc 9" w:uiPriority="39" w:semiHidden="1" w:unhideWhenUsed="1"/>
+    <w:lsdException w:name="toc 1" w:semiHidden="1" w:uiPriority="39" w:unhideWhenUsed="1"/>
+    <w:lsdException w:name="toc 2" w:semiHidden="1" w:uiPriority="39" w:unhideWhenUsed="1"/>
+    <w:lsdException w:name="toc 3" w:semiHidden="1" w:uiPriority="39" w:unhideWhenUsed="1"/>
+    <w:lsdException w:name="toc 4" w:semiHidden="1" w:uiPriority="39" w:unhideWhenUsed="1"/>
+    <w:lsdException w:name="toc 5" w:semiHidden="1" w:uiPriority="39" w:unhideWhenUsed="1"/>
+    <w:lsdException w:name="toc 6" w:semiHidden="1" w:uiPriority="39" w:unhideWhenUsed="1"/>
+    <w:lsdException w:name="toc 7" w:semiHidden="1" w:uiPriority="39" w:unhideWhenUsed="1"/>
+    <w:lsdException w:name="toc 8" w:semiHidden="1" w:uiPriority="39" w:unhideWhenUsed="1"/>
+    <w:lsdException w:name="toc 9" w:semiHidden="1" w:uiPriority="39" w:unhideWhenUsed="1"/>
     <w:lsdException w:name="Normal Indent" w:semiHidden="1" w:unhideWhenUsed="1"/>
     <w:lsdException w:name="footnote text" w:semiHidden="1" w:unhideWhenUsed="1"/>
     <w:lsdException w:name="annotation text" w:semiHidden="1" w:unhideWhenUsed="1"/>
     <w:lsdException w:name="header" w:semiHidden="1" w:unhideWhenUsed="1"/>
     <w:lsdException w:name="footer" w:semiHidden="1" w:unhideWhenUsed="1"/>
     <w:lsdException w:name="index heading" w:semiHidden="1" w:unhideWhenUsed="1"/>
-    <w:lsdException w:name="caption" w:uiPriority="35" w:semiHidden="1" w:unhideWhenUsed="1" w:qFormat="1"/>
+    <w:lsdException w:name="caption" w:semiHidden="1" w:uiPriority="35" w:unhideWhenUsed="1" w:qFormat="1"/>
     <w:lsdException w:name="table of figures" w:semiHidden="1" w:unhideWhenUsed="1"/>
     <w:lsdException w:name="envelope address" w:semiHidden="1" w:unhideWhenUsed="1"/>
     <w:lsdException w:name="envelope return" w:semiHidden="1" w:unhideWhenUsed="1"/>
@@ -4330,7 +3032,7 @@
     <w:lsdException w:name="Title" w:uiPriority="10" w:qFormat="1"/>
     <w:lsdException w:name="Closing" w:semiHidden="1" w:unhideWhenUsed="1"/>
     <w:lsdException w:name="Signature" w:semiHidden="1" w:unhideWhenUsed="1"/>
-    <w:lsdException w:name="Default Paragraph Font" w:uiPriority="1" w:semiHidden="1" w:unhideWhenUsed="1"/>
+    <w:lsdException w:name="Default Paragraph Font" w:semiHidden="1" w:uiPriority="1" w:unhideWhenUsed="1"/>
     <w:lsdException w:name="Body Text" w:semiHidden="1" w:unhideWhenUsed="1"/>
     <w:lsdException w:name="Body Text Indent" w:semiHidden="1" w:unhideWhenUsed="1"/>
     <w:lsdException w:name="List Continue" w:semiHidden="1" w:unhideWhenUsed="1"/>
@@ -4530,8 +3232,8 @@
     <w:lsdException w:name="Subtle Reference" w:uiPriority="31" w:qFormat="1"/>
     <w:lsdException w:name="Intense Reference" w:uiPriority="32" w:qFormat="1"/>
     <w:lsdException w:name="Book Title" w:uiPriority="33" w:qFormat="1"/>
-    <w:lsdException w:name="Bibliography" w:uiPriority="37" w:semiHidden="1" w:unhideWhenUsed="1"/>
-    <w:lsdException w:name="TOC Heading" w:uiPriority="39" w:semiHidden="1" w:unhideWhenUsed="1" w:qFormat="1"/>
+    <w:lsdException w:name="Bibliography" w:semiHidden="1" w:uiPriority="37" w:unhideWhenUsed="1"/>
+    <w:lsdException w:name="TOC Heading" w:semiHidden="1" w:uiPriority="39" w:unhideWhenUsed="1" w:qFormat="1"/>
     <w:lsdException w:name="Plain Table 1" w:uiPriority="41"/>
     <w:lsdException w:name="Plain Table 2" w:uiPriority="42"/>
     <w:lsdException w:name="Plain Table 3" w:uiPriority="43"/>
@@ -4636,18 +3338,65 @@
     <w:lsdException w:name="List Table 5 Dark Accent 6" w:uiPriority="50"/>
     <w:lsdException w:name="List Table 6 Colorful Accent 6" w:uiPriority="51"/>
     <w:lsdException w:name="List Table 7 Colorful Accent 6" w:uiPriority="52"/>
+    <w:lsdException w:name="Mention" w:semiHidden="1" w:unhideWhenUsed="1"/>
+    <w:lsdException w:name="Smart Hyperlink" w:semiHidden="1" w:unhideWhenUsed="1"/>
+    <w:lsdException w:name="Hashtag" w:semiHidden="1" w:unhideWhenUsed="1"/>
+    <w:lsdException w:name="Unresolved Mention" w:semiHidden="1" w:unhideWhenUsed="1"/>
+    <w:lsdException w:name="Smart Link" w:semiHidden="1" w:unhideWhenUsed="1"/>
   </w:latentStyles>
-  <w:style w:type="paragraph" w:styleId="Normal" w:default="1">
+  <w:style w:type="paragraph" w:default="1" w:styleId="Normal">
     <w:name w:val="Normal"/>
     <w:qFormat/>
   </w:style>
-  <w:style w:type="character" w:styleId="DefaultParagraphFont" w:default="1">
+  <w:style w:type="paragraph" w:styleId="Ttulo2">
+    <w:name w:val="heading 2"/>
+    <w:basedOn w:val="Normal"/>
+    <w:next w:val="Normal"/>
+    <w:uiPriority w:val="9"/>
+    <w:unhideWhenUsed/>
+    <w:qFormat/>
+    <w:rsid w:val="0DF954C5"/>
+    <w:pPr>
+      <w:keepNext/>
+      <w:keepLines/>
+      <w:spacing w:before="160" w:after="80"/>
+      <w:outlineLvl w:val="1"/>
+    </w:pPr>
+    <w:rPr>
+      <w:rFonts w:asciiTheme="majorHAnsi" w:eastAsiaTheme="majorEastAsia" w:hAnsiTheme="majorHAnsi" w:cstheme="majorBidi"/>
+      <w:color w:val="0F4761" w:themeColor="accent1" w:themeShade="BF"/>
+      <w:sz w:val="32"/>
+      <w:szCs w:val="32"/>
+    </w:rPr>
+  </w:style>
+  <w:style w:type="paragraph" w:styleId="Ttulo3">
+    <w:name w:val="heading 3"/>
+    <w:basedOn w:val="Normal"/>
+    <w:next w:val="Normal"/>
+    <w:uiPriority w:val="9"/>
+    <w:unhideWhenUsed/>
+    <w:qFormat/>
+    <w:rsid w:val="0DF954C5"/>
+    <w:pPr>
+      <w:keepNext/>
+      <w:keepLines/>
+      <w:spacing w:before="160" w:after="80"/>
+      <w:outlineLvl w:val="2"/>
+    </w:pPr>
+    <w:rPr>
+      <w:rFonts w:eastAsiaTheme="majorEastAsia" w:cstheme="majorBidi"/>
+      <w:color w:val="0F4761" w:themeColor="accent1" w:themeShade="BF"/>
+      <w:sz w:val="28"/>
+      <w:szCs w:val="28"/>
+    </w:rPr>
+  </w:style>
+  <w:style w:type="character" w:default="1" w:styleId="Fuentedeprrafopredeter">
     <w:name w:val="Default Paragraph Font"/>
     <w:uiPriority w:val="1"/>
     <w:semiHidden/>
     <w:unhideWhenUsed/>
   </w:style>
-  <w:style w:type="table" w:styleId="TableNormal" w:default="1">
+  <w:style w:type="table" w:default="1" w:styleId="Tablanormal">
     <w:name w:val="Normal Table"/>
     <w:uiPriority w:val="99"/>
     <w:semiHidden/>
@@ -4662,85 +3411,36 @@
       </w:tblCellMar>
     </w:tblPr>
   </w:style>
-  <w:style w:type="numbering" w:styleId="NoList" w:default="1">
+  <w:style w:type="numbering" w:default="1" w:styleId="Sinlista">
     <w:name w:val="No List"/>
     <w:uiPriority w:val="99"/>
     <w:semiHidden/>
     <w:unhideWhenUsed/>
   </w:style>
-  <w:style xmlns:w="http://schemas.openxmlformats.org/wordprocessingml/2006/main" w:type="table" w:styleId="TableGrid">
-    <w:name xmlns:w="http://schemas.openxmlformats.org/wordprocessingml/2006/main" w:val="Table Grid"/>
-    <w:basedOn xmlns:w="http://schemas.openxmlformats.org/wordprocessingml/2006/main" w:val="TableNormal"/>
-    <w:uiPriority xmlns:w="http://schemas.openxmlformats.org/wordprocessingml/2006/main" w:val="59"/>
-    <w:rsid xmlns:w="http://schemas.openxmlformats.org/wordprocessingml/2006/main" w:val="00FB4123"/>
-    <w:pPr xmlns:w="http://schemas.openxmlformats.org/wordprocessingml/2006/main">
+  <w:style w:type="table" w:styleId="Tablaconcuadrcula">
+    <w:name w:val="Table Grid"/>
+    <w:basedOn w:val="Tablanormal"/>
+    <w:uiPriority w:val="59"/>
+    <w:rsid w:val="00FB4123"/>
+    <w:pPr>
       <w:spacing w:after="0" w:line="240" w:lineRule="auto"/>
     </w:pPr>
-    <w:tblPr xmlns:w="http://schemas.openxmlformats.org/wordprocessingml/2006/main">
-      <w:tblInd w:w="0" w:type="dxa"/>
+    <w:tblPr>
       <w:tblBorders>
-        <w:top w:val="single" w:color="000000" w:themeColor="text1" w:sz="4" w:space="0"/>
-        <w:left w:val="single" w:color="000000" w:themeColor="text1" w:sz="4" w:space="0"/>
-        <w:bottom w:val="single" w:color="000000" w:themeColor="text1" w:sz="4" w:space="0"/>
-        <w:right w:val="single" w:color="000000" w:themeColor="text1" w:sz="4" w:space="0"/>
-        <w:insideH w:val="single" w:color="000000" w:themeColor="text1" w:sz="4" w:space="0"/>
-        <w:insideV w:val="single" w:color="000000" w:themeColor="text1" w:sz="4" w:space="0"/>
+        <w:top w:val="single" w:sz="4" w:space="0" w:color="000000" w:themeColor="text1"/>
+        <w:left w:val="single" w:sz="4" w:space="0" w:color="000000" w:themeColor="text1"/>
+        <w:bottom w:val="single" w:sz="4" w:space="0" w:color="000000" w:themeColor="text1"/>
+        <w:right w:val="single" w:sz="4" w:space="0" w:color="000000" w:themeColor="text1"/>
+        <w:insideH w:val="single" w:sz="4" w:space="0" w:color="000000" w:themeColor="text1"/>
+        <w:insideV w:val="single" w:sz="4" w:space="0" w:color="000000" w:themeColor="text1"/>
       </w:tblBorders>
-      <w:tblCellMar>
-        <w:top w:w="0" w:type="dxa"/>
-        <w:left w:w="108" w:type="dxa"/>
-        <w:bottom w:w="0" w:type="dxa"/>
-        <w:right w:w="108" w:type="dxa"/>
-      </w:tblCellMar>
     </w:tblPr>
-  </w:style>
-  <w:style w:type="paragraph" w:styleId="Heading2">
-    <w:uiPriority w:val="9"/>
-    <w:name w:val="heading 2"/>
-    <w:basedOn w:val="Normal"/>
-    <w:next w:val="Normal"/>
-    <w:unhideWhenUsed/>
-    <w:qFormat/>
-    <w:rsid w:val="0DF954C5"/>
-    <w:rPr>
-      <w:rFonts w:ascii="Aptos Display" w:hAnsi="Aptos Display" w:eastAsia="" w:cs="" w:asciiTheme="majorAscii" w:hAnsiTheme="majorAscii" w:eastAsiaTheme="majorEastAsia" w:cstheme="majorBidi"/>
-      <w:color w:val="0F4761" w:themeColor="accent1" w:themeTint="FF" w:themeShade="BF"/>
-      <w:sz w:val="32"/>
-      <w:szCs w:val="32"/>
-    </w:rPr>
-    <w:pPr>
-      <w:keepNext w:val="1"/>
-      <w:keepLines w:val="1"/>
-      <w:spacing w:before="160" w:after="80"/>
-      <w:outlineLvl w:val="1"/>
-    </w:pPr>
-  </w:style>
-  <w:style w:type="paragraph" w:styleId="Heading3">
-    <w:uiPriority w:val="9"/>
-    <w:name w:val="heading 3"/>
-    <w:basedOn w:val="Normal"/>
-    <w:next w:val="Normal"/>
-    <w:unhideWhenUsed/>
-    <w:qFormat/>
-    <w:rsid w:val="0DF954C5"/>
-    <w:rPr>
-      <w:rFonts w:eastAsia="" w:cs="" w:eastAsiaTheme="majorEastAsia" w:cstheme="majorBidi"/>
-      <w:color w:val="0F4761" w:themeColor="accent1" w:themeTint="FF" w:themeShade="BF"/>
-      <w:sz w:val="28"/>
-      <w:szCs w:val="28"/>
-    </w:rPr>
-    <w:pPr>
-      <w:keepNext w:val="1"/>
-      <w:keepLines w:val="1"/>
-      <w:spacing w:before="160" w:after="80"/>
-      <w:outlineLvl w:val="2"/>
-    </w:pPr>
   </w:style>
 </w:styles>
 </file>
 
 <file path=word/theme/theme1.xml><?xml version="1.0" encoding="utf-8"?>
-<a:theme xmlns:thm15="http://schemas.microsoft.com/office/thememl/2012/main" xmlns:a="http://schemas.openxmlformats.org/drawingml/2006/main" name="Office Theme">
+<a:theme xmlns:a="http://schemas.openxmlformats.org/drawingml/2006/main" name="Office Theme">
   <a:themeElements>
     <a:clrScheme name="Office">
       <a:dk1>
